--- a/5-人员管理/运行记录类文件/050202-人员管理总结报告（截止2026年4月）.docx
+++ b/5-人员管理/运行记录类文件/050202-人员管理总结报告（截止2026年4月）.docx
@@ -1428,6 +1428,12 @@
             <w:insideH w:val="single" w:color="000000" w:sz="2" w:space="0"/>
             <w:insideV w:val="single" w:color="000000" w:sz="2" w:space="0"/>
           </w:tblBorders>
+          <w:tblCellMar>
+            <w:top w:w="0" w:type="dxa"/>
+            <w:left w:w="0" w:type="dxa"/>
+            <w:bottom w:w="0" w:type="dxa"/>
+            <w:right w:w="0" w:type="dxa"/>
+          </w:tblCellMar>
         </w:tblPrEx>
         <w:trPr>
           <w:trHeight w:val="561" w:hRule="atLeast"/>
@@ -2581,8 +2587,6 @@
         </w:rPr>
         <w:t>2026年4</w:t>
       </w:r>
-      <w:bookmarkStart w:id="15" w:name="_GoBack"/>
-      <w:bookmarkEnd w:id="15"/>
       <w:r>
         <w:t>月</w:t>
       </w:r>
@@ -3391,7 +3395,21 @@
           <w:rFonts w:hint="eastAsia"/>
           <w:lang w:eastAsia="zh-CN"/>
         </w:rPr>
-        <w:t>人员技能评定完成情况</w:t>
+        <w:t>人员</w:t>
+      </w:r>
+      <w:r>
+        <w:rPr>
+          <w:rFonts w:hint="eastAsia"/>
+          <w:lang w:val="en-US" w:eastAsia="zh-CN"/>
+        </w:rPr>
+        <w:t>能力评价</w:t>
+      </w:r>
+      <w:r>
+        <w:rPr>
+          <w:rFonts w:hint="eastAsia"/>
+          <w:lang w:eastAsia="zh-CN"/>
+        </w:rPr>
+        <w:t>完成情况</w:t>
       </w:r>
       <w:bookmarkEnd w:id="8"/>
     </w:p>
@@ -3653,7 +3671,7 @@
     <w:tbl>
       <w:tblPr>
         <w:tblStyle w:val="21"/>
-        <w:tblW w:w="7739" w:type="dxa"/>
+        <w:tblW w:w="8419" w:type="dxa"/>
         <w:jc w:val="center"/>
         <w:tblBorders>
           <w:top w:val="none" w:color="auto" w:sz="0" w:space="0"/>
@@ -3676,6 +3694,7 @@
         <w:gridCol w:w="2100"/>
         <w:gridCol w:w="1850"/>
         <w:gridCol w:w="750"/>
+        <w:gridCol w:w="680"/>
         <w:gridCol w:w="1189"/>
         <w:gridCol w:w="1189"/>
       </w:tblGrid>
@@ -3835,6 +3854,50 @@
         </w:tc>
         <w:tc>
           <w:tcPr>
+            <w:tcW w:w="680" w:type="dxa"/>
+            <w:tcBorders>
+              <w:top w:val="single" w:color="000000" w:sz="4" w:space="0"/>
+              <w:left w:val="single" w:color="000000" w:sz="4" w:space="0"/>
+              <w:bottom w:val="single" w:color="000000" w:sz="4" w:space="0"/>
+              <w:right w:val="single" w:color="000000" w:sz="4" w:space="0"/>
+            </w:tcBorders>
+            <w:shd w:val="clear" w:color="auto" w:fill="auto"/>
+            <w:noWrap/>
+            <w:vAlign w:val="center"/>
+          </w:tcPr>
+          <w:p>
+            <w:pPr>
+              <w:keepNext w:val="0"/>
+              <w:keepLines w:val="0"/>
+              <w:pageBreakBefore w:val="0"/>
+              <w:widowControl w:val="0"/>
+              <w:wordWrap/>
+              <w:overflowPunct/>
+              <w:bidi w:val="0"/>
+              <w:jc w:val="center"/>
+              <w:textAlignment w:val="center"/>
+              <w:rPr>
+                <w:rFonts w:hint="eastAsia" w:ascii="宋体" w:hAnsi="宋体" w:eastAsia="宋体" w:cs="宋体"/>
+                <w:snapToGrid w:val="0"/>
+                <w:color w:val="000000"/>
+                <w:sz w:val="22"/>
+                <w:szCs w:val="22"/>
+                <w:lang w:val="en-US" w:eastAsia="zh-CN" w:bidi="ar-SA"/>
+              </w:rPr>
+            </w:pPr>
+            <w:r>
+              <w:rPr>
+                <w:rFonts w:hint="eastAsia" w:ascii="宋体" w:hAnsi="宋体" w:cs="宋体"/>
+                <w:sz w:val="22"/>
+                <w:szCs w:val="22"/>
+                <w:lang w:val="en-US" w:eastAsia="zh-CN"/>
+              </w:rPr>
+              <w:t>培训费用</w:t>
+            </w:r>
+          </w:p>
+        </w:tc>
+        <w:tc>
+          <w:tcPr>
             <w:tcW w:w="1189" w:type="dxa"/>
             <w:tcBorders>
               <w:top w:val="single" w:color="000000" w:sz="4" w:space="0"/>
@@ -4063,6 +4126,49 @@
         </w:tc>
         <w:tc>
           <w:tcPr>
+            <w:tcW w:w="680" w:type="dxa"/>
+            <w:tcBorders>
+              <w:top w:val="single" w:color="000000" w:sz="4" w:space="0"/>
+              <w:left w:val="single" w:color="000000" w:sz="4" w:space="0"/>
+              <w:bottom w:val="single" w:color="000000" w:sz="4" w:space="0"/>
+              <w:right w:val="single" w:color="000000" w:sz="4" w:space="0"/>
+            </w:tcBorders>
+            <w:shd w:val="clear" w:color="auto" w:fill="auto"/>
+            <w:vAlign w:val="center"/>
+          </w:tcPr>
+          <w:p>
+            <w:pPr>
+              <w:keepNext w:val="0"/>
+              <w:keepLines w:val="0"/>
+              <w:pageBreakBefore w:val="0"/>
+              <w:widowControl w:val="0"/>
+              <w:wordWrap/>
+              <w:overflowPunct/>
+              <w:bidi w:val="0"/>
+              <w:jc w:val="center"/>
+              <w:textAlignment w:val="center"/>
+              <w:rPr>
+                <w:rFonts w:hint="eastAsia" w:ascii="宋体" w:hAnsi="宋体" w:eastAsia="宋体" w:cs="宋体"/>
+                <w:snapToGrid w:val="0"/>
+                <w:color w:val="000000"/>
+                <w:sz w:val="16"/>
+                <w:szCs w:val="16"/>
+                <w:lang w:val="en-US" w:eastAsia="zh-CN" w:bidi="ar-SA"/>
+              </w:rPr>
+            </w:pPr>
+            <w:r>
+              <w:rPr>
+                <w:rFonts w:hint="eastAsia" w:ascii="宋体" w:hAnsi="宋体" w:cs="宋体"/>
+                <w:sz w:val="16"/>
+                <w:szCs w:val="16"/>
+                <w:lang w:val="en-US" w:eastAsia="zh-CN"/>
+              </w:rPr>
+              <w:t>5000</w:t>
+            </w:r>
+          </w:p>
+        </w:tc>
+        <w:tc>
+          <w:tcPr>
             <w:tcW w:w="1189" w:type="dxa"/>
             <w:tcBorders>
               <w:top w:val="single" w:color="000000" w:sz="4" w:space="0"/>
@@ -4292,6 +4398,50 @@
         </w:tc>
         <w:tc>
           <w:tcPr>
+            <w:tcW w:w="680" w:type="dxa"/>
+            <w:tcBorders>
+              <w:top w:val="single" w:color="000000" w:sz="4" w:space="0"/>
+              <w:left w:val="single" w:color="000000" w:sz="4" w:space="0"/>
+              <w:bottom w:val="single" w:color="000000" w:sz="4" w:space="0"/>
+              <w:right w:val="single" w:color="000000" w:sz="4" w:space="0"/>
+            </w:tcBorders>
+            <w:shd w:val="clear" w:color="auto" w:fill="auto"/>
+            <w:noWrap/>
+            <w:vAlign w:val="center"/>
+          </w:tcPr>
+          <w:p>
+            <w:pPr>
+              <w:keepNext w:val="0"/>
+              <w:keepLines w:val="0"/>
+              <w:pageBreakBefore w:val="0"/>
+              <w:widowControl w:val="0"/>
+              <w:wordWrap/>
+              <w:overflowPunct/>
+              <w:bidi w:val="0"/>
+              <w:jc w:val="center"/>
+              <w:textAlignment w:val="center"/>
+              <w:rPr>
+                <w:rFonts w:hint="eastAsia" w:ascii="宋体" w:hAnsi="宋体" w:eastAsia="宋体" w:cs="宋体"/>
+                <w:snapToGrid w:val="0"/>
+                <w:color w:val="000000"/>
+                <w:sz w:val="16"/>
+                <w:szCs w:val="16"/>
+                <w:lang w:val="en-US" w:eastAsia="zh-CN" w:bidi="ar-SA"/>
+              </w:rPr>
+            </w:pPr>
+            <w:r>
+              <w:rPr>
+                <w:rFonts w:hint="eastAsia" w:ascii="宋体" w:hAnsi="宋体" w:cs="宋体"/>
+                <w:sz w:val="16"/>
+                <w:szCs w:val="16"/>
+                <w:lang w:val="en-US" w:eastAsia="zh-CN"/>
+              </w:rPr>
+              <w:t>0</w:t>
+            </w:r>
+          </w:p>
+        </w:tc>
+        <w:tc>
+          <w:tcPr>
             <w:tcW w:w="1189" w:type="dxa"/>
             <w:tcBorders>
               <w:top w:val="single" w:color="000000" w:sz="4" w:space="0"/>
@@ -4524,6 +4674,49 @@
         </w:tc>
         <w:tc>
           <w:tcPr>
+            <w:tcW w:w="680" w:type="dxa"/>
+            <w:tcBorders>
+              <w:top w:val="single" w:color="000000" w:sz="4" w:space="0"/>
+              <w:left w:val="single" w:color="000000" w:sz="4" w:space="0"/>
+              <w:bottom w:val="single" w:color="000000" w:sz="4" w:space="0"/>
+              <w:right w:val="single" w:color="000000" w:sz="4" w:space="0"/>
+            </w:tcBorders>
+            <w:shd w:val="clear" w:color="auto" w:fill="auto"/>
+            <w:vAlign w:val="center"/>
+          </w:tcPr>
+          <w:p>
+            <w:pPr>
+              <w:keepNext w:val="0"/>
+              <w:keepLines w:val="0"/>
+              <w:pageBreakBefore w:val="0"/>
+              <w:widowControl w:val="0"/>
+              <w:wordWrap/>
+              <w:overflowPunct/>
+              <w:bidi w:val="0"/>
+              <w:jc w:val="center"/>
+              <w:textAlignment w:val="center"/>
+              <w:rPr>
+                <w:rFonts w:hint="eastAsia" w:ascii="宋体" w:hAnsi="宋体" w:eastAsia="宋体" w:cs="宋体"/>
+                <w:snapToGrid w:val="0"/>
+                <w:color w:val="000000"/>
+                <w:sz w:val="16"/>
+                <w:szCs w:val="16"/>
+                <w:lang w:val="en-US" w:eastAsia="zh-CN" w:bidi="ar-SA"/>
+              </w:rPr>
+            </w:pPr>
+            <w:r>
+              <w:rPr>
+                <w:rFonts w:hint="eastAsia" w:ascii="宋体" w:hAnsi="宋体" w:cs="宋体"/>
+                <w:sz w:val="16"/>
+                <w:szCs w:val="16"/>
+                <w:lang w:val="en-US" w:eastAsia="zh-CN"/>
+              </w:rPr>
+              <w:t>0</w:t>
+            </w:r>
+          </w:p>
+        </w:tc>
+        <w:tc>
+          <w:tcPr>
             <w:tcW w:w="1189" w:type="dxa"/>
             <w:tcBorders>
               <w:top w:val="single" w:color="000000" w:sz="4" w:space="0"/>
@@ -4753,6 +4946,49 @@
         </w:tc>
         <w:tc>
           <w:tcPr>
+            <w:tcW w:w="680" w:type="dxa"/>
+            <w:tcBorders>
+              <w:top w:val="single" w:color="000000" w:sz="4" w:space="0"/>
+              <w:left w:val="single" w:color="000000" w:sz="4" w:space="0"/>
+              <w:bottom w:val="single" w:color="000000" w:sz="4" w:space="0"/>
+              <w:right w:val="single" w:color="000000" w:sz="4" w:space="0"/>
+            </w:tcBorders>
+            <w:shd w:val="clear" w:color="auto" w:fill="auto"/>
+            <w:vAlign w:val="center"/>
+          </w:tcPr>
+          <w:p>
+            <w:pPr>
+              <w:keepNext w:val="0"/>
+              <w:keepLines w:val="0"/>
+              <w:pageBreakBefore w:val="0"/>
+              <w:widowControl w:val="0"/>
+              <w:wordWrap/>
+              <w:overflowPunct/>
+              <w:bidi w:val="0"/>
+              <w:jc w:val="center"/>
+              <w:textAlignment w:val="center"/>
+              <w:rPr>
+                <w:rFonts w:hint="eastAsia" w:ascii="宋体" w:hAnsi="宋体" w:eastAsia="宋体" w:cs="宋体"/>
+                <w:snapToGrid w:val="0"/>
+                <w:color w:val="000000"/>
+                <w:sz w:val="16"/>
+                <w:szCs w:val="16"/>
+                <w:lang w:val="en-US" w:eastAsia="zh-CN" w:bidi="ar-SA"/>
+              </w:rPr>
+            </w:pPr>
+            <w:r>
+              <w:rPr>
+                <w:rFonts w:hint="eastAsia" w:ascii="宋体" w:hAnsi="宋体" w:cs="宋体"/>
+                <w:sz w:val="16"/>
+                <w:szCs w:val="16"/>
+                <w:lang w:val="en-US" w:eastAsia="zh-CN"/>
+              </w:rPr>
+              <w:t>0</w:t>
+            </w:r>
+          </w:p>
+        </w:tc>
+        <w:tc>
+          <w:tcPr>
             <w:tcW w:w="1189" w:type="dxa"/>
             <w:tcBorders>
               <w:top w:val="single" w:color="000000" w:sz="4" w:space="0"/>
@@ -4988,6 +5224,49 @@
         </w:tc>
         <w:tc>
           <w:tcPr>
+            <w:tcW w:w="680" w:type="dxa"/>
+            <w:tcBorders>
+              <w:top w:val="single" w:color="000000" w:sz="4" w:space="0"/>
+              <w:left w:val="single" w:color="000000" w:sz="4" w:space="0"/>
+              <w:bottom w:val="single" w:color="000000" w:sz="4" w:space="0"/>
+              <w:right w:val="single" w:color="000000" w:sz="4" w:space="0"/>
+            </w:tcBorders>
+            <w:shd w:val="clear" w:color="auto" w:fill="auto"/>
+            <w:vAlign w:val="center"/>
+          </w:tcPr>
+          <w:p>
+            <w:pPr>
+              <w:keepNext w:val="0"/>
+              <w:keepLines w:val="0"/>
+              <w:pageBreakBefore w:val="0"/>
+              <w:widowControl w:val="0"/>
+              <w:wordWrap/>
+              <w:overflowPunct/>
+              <w:bidi w:val="0"/>
+              <w:jc w:val="center"/>
+              <w:textAlignment w:val="center"/>
+              <w:rPr>
+                <w:rFonts w:hint="eastAsia" w:ascii="宋体" w:hAnsi="宋体" w:eastAsia="宋体" w:cs="宋体"/>
+                <w:snapToGrid w:val="0"/>
+                <w:color w:val="000000"/>
+                <w:sz w:val="16"/>
+                <w:szCs w:val="16"/>
+                <w:lang w:val="en-US" w:eastAsia="zh-CN" w:bidi="ar-SA"/>
+              </w:rPr>
+            </w:pPr>
+            <w:r>
+              <w:rPr>
+                <w:rFonts w:hint="eastAsia" w:ascii="宋体" w:hAnsi="宋体" w:cs="宋体"/>
+                <w:sz w:val="16"/>
+                <w:szCs w:val="16"/>
+                <w:lang w:val="en-US" w:eastAsia="zh-CN"/>
+              </w:rPr>
+              <w:t>0</w:t>
+            </w:r>
+          </w:p>
+        </w:tc>
+        <w:tc>
+          <w:tcPr>
             <w:tcW w:w="1189" w:type="dxa"/>
             <w:tcBorders>
               <w:top w:val="single" w:color="000000" w:sz="4" w:space="0"/>
@@ -5217,6 +5496,49 @@
         </w:tc>
         <w:tc>
           <w:tcPr>
+            <w:tcW w:w="680" w:type="dxa"/>
+            <w:tcBorders>
+              <w:top w:val="single" w:color="000000" w:sz="4" w:space="0"/>
+              <w:left w:val="single" w:color="000000" w:sz="4" w:space="0"/>
+              <w:bottom w:val="single" w:color="000000" w:sz="4" w:space="0"/>
+              <w:right w:val="single" w:color="000000" w:sz="4" w:space="0"/>
+            </w:tcBorders>
+            <w:shd w:val="clear" w:color="auto" w:fill="auto"/>
+            <w:vAlign w:val="center"/>
+          </w:tcPr>
+          <w:p>
+            <w:pPr>
+              <w:keepNext w:val="0"/>
+              <w:keepLines w:val="0"/>
+              <w:pageBreakBefore w:val="0"/>
+              <w:widowControl w:val="0"/>
+              <w:wordWrap/>
+              <w:overflowPunct/>
+              <w:bidi w:val="0"/>
+              <w:jc w:val="center"/>
+              <w:textAlignment w:val="center"/>
+              <w:rPr>
+                <w:rFonts w:hint="eastAsia" w:ascii="宋体" w:hAnsi="宋体" w:eastAsia="宋体" w:cs="宋体"/>
+                <w:snapToGrid w:val="0"/>
+                <w:color w:val="000000"/>
+                <w:sz w:val="16"/>
+                <w:szCs w:val="16"/>
+                <w:lang w:val="en-US" w:eastAsia="zh-CN" w:bidi="ar-SA"/>
+              </w:rPr>
+            </w:pPr>
+            <w:r>
+              <w:rPr>
+                <w:rFonts w:hint="eastAsia" w:ascii="宋体" w:hAnsi="宋体" w:cs="宋体"/>
+                <w:sz w:val="16"/>
+                <w:szCs w:val="16"/>
+                <w:lang w:val="en-US" w:eastAsia="zh-CN"/>
+              </w:rPr>
+              <w:t>0</w:t>
+            </w:r>
+          </w:p>
+        </w:tc>
+        <w:tc>
+          <w:tcPr>
             <w:tcW w:w="1189" w:type="dxa"/>
             <w:tcBorders>
               <w:top w:val="single" w:color="000000" w:sz="4" w:space="0"/>
@@ -5456,6 +5778,49 @@
         </w:tc>
         <w:tc>
           <w:tcPr>
+            <w:tcW w:w="680" w:type="dxa"/>
+            <w:tcBorders>
+              <w:top w:val="single" w:color="000000" w:sz="4" w:space="0"/>
+              <w:left w:val="single" w:color="000000" w:sz="4" w:space="0"/>
+              <w:bottom w:val="single" w:color="000000" w:sz="4" w:space="0"/>
+              <w:right w:val="single" w:color="000000" w:sz="4" w:space="0"/>
+            </w:tcBorders>
+            <w:shd w:val="clear" w:color="auto" w:fill="auto"/>
+            <w:vAlign w:val="center"/>
+          </w:tcPr>
+          <w:p>
+            <w:pPr>
+              <w:keepNext w:val="0"/>
+              <w:keepLines w:val="0"/>
+              <w:pageBreakBefore w:val="0"/>
+              <w:widowControl w:val="0"/>
+              <w:wordWrap/>
+              <w:overflowPunct/>
+              <w:bidi w:val="0"/>
+              <w:jc w:val="center"/>
+              <w:textAlignment w:val="center"/>
+              <w:rPr>
+                <w:rFonts w:hint="eastAsia" w:ascii="宋体" w:hAnsi="宋体" w:eastAsia="宋体" w:cs="宋体"/>
+                <w:snapToGrid w:val="0"/>
+                <w:color w:val="000000"/>
+                <w:sz w:val="16"/>
+                <w:szCs w:val="16"/>
+                <w:lang w:val="en-US" w:eastAsia="zh-CN" w:bidi="ar-SA"/>
+              </w:rPr>
+            </w:pPr>
+            <w:r>
+              <w:rPr>
+                <w:rFonts w:hint="eastAsia" w:ascii="宋体" w:hAnsi="宋体" w:cs="宋体"/>
+                <w:sz w:val="16"/>
+                <w:szCs w:val="16"/>
+                <w:lang w:val="en-US" w:eastAsia="zh-CN"/>
+              </w:rPr>
+              <w:t>0</w:t>
+            </w:r>
+          </w:p>
+        </w:tc>
+        <w:tc>
+          <w:tcPr>
             <w:tcW w:w="1189" w:type="dxa"/>
             <w:tcBorders>
               <w:top w:val="single" w:color="000000" w:sz="4" w:space="0"/>
@@ -5677,6 +6042,49 @@
         </w:tc>
         <w:tc>
           <w:tcPr>
+            <w:tcW w:w="680" w:type="dxa"/>
+            <w:tcBorders>
+              <w:top w:val="single" w:color="000000" w:sz="4" w:space="0"/>
+              <w:left w:val="single" w:color="000000" w:sz="4" w:space="0"/>
+              <w:bottom w:val="single" w:color="000000" w:sz="4" w:space="0"/>
+              <w:right w:val="single" w:color="000000" w:sz="4" w:space="0"/>
+            </w:tcBorders>
+            <w:shd w:val="clear" w:color="auto" w:fill="auto"/>
+            <w:vAlign w:val="center"/>
+          </w:tcPr>
+          <w:p>
+            <w:pPr>
+              <w:keepNext w:val="0"/>
+              <w:keepLines w:val="0"/>
+              <w:pageBreakBefore w:val="0"/>
+              <w:widowControl w:val="0"/>
+              <w:wordWrap/>
+              <w:overflowPunct/>
+              <w:bidi w:val="0"/>
+              <w:jc w:val="center"/>
+              <w:textAlignment w:val="center"/>
+              <w:rPr>
+                <w:rFonts w:hint="eastAsia" w:ascii="宋体" w:hAnsi="宋体" w:eastAsia="宋体" w:cs="宋体"/>
+                <w:snapToGrid w:val="0"/>
+                <w:color w:val="000000"/>
+                <w:sz w:val="16"/>
+                <w:szCs w:val="16"/>
+                <w:lang w:val="en-US" w:eastAsia="zh-CN" w:bidi="ar-SA"/>
+              </w:rPr>
+            </w:pPr>
+            <w:r>
+              <w:rPr>
+                <w:rFonts w:hint="eastAsia" w:ascii="宋体" w:hAnsi="宋体" w:cs="宋体"/>
+                <w:sz w:val="16"/>
+                <w:szCs w:val="16"/>
+                <w:lang w:val="en-US" w:eastAsia="zh-CN"/>
+              </w:rPr>
+              <w:t>0</w:t>
+            </w:r>
+          </w:p>
+        </w:tc>
+        <w:tc>
+          <w:tcPr>
             <w:tcW w:w="1189" w:type="dxa"/>
             <w:tcBorders>
               <w:top w:val="single" w:color="000000" w:sz="4" w:space="0"/>
@@ -5898,6 +6306,49 @@
         </w:tc>
         <w:tc>
           <w:tcPr>
+            <w:tcW w:w="680" w:type="dxa"/>
+            <w:tcBorders>
+              <w:top w:val="single" w:color="000000" w:sz="4" w:space="0"/>
+              <w:left w:val="single" w:color="000000" w:sz="4" w:space="0"/>
+              <w:bottom w:val="single" w:color="000000" w:sz="4" w:space="0"/>
+              <w:right w:val="single" w:color="000000" w:sz="4" w:space="0"/>
+            </w:tcBorders>
+            <w:shd w:val="clear" w:color="auto" w:fill="auto"/>
+            <w:vAlign w:val="center"/>
+          </w:tcPr>
+          <w:p>
+            <w:pPr>
+              <w:keepNext w:val="0"/>
+              <w:keepLines w:val="0"/>
+              <w:pageBreakBefore w:val="0"/>
+              <w:widowControl w:val="0"/>
+              <w:wordWrap/>
+              <w:overflowPunct/>
+              <w:bidi w:val="0"/>
+              <w:jc w:val="center"/>
+              <w:textAlignment w:val="center"/>
+              <w:rPr>
+                <w:rFonts w:hint="eastAsia" w:ascii="宋体" w:hAnsi="宋体" w:eastAsia="宋体" w:cs="宋体"/>
+                <w:snapToGrid w:val="0"/>
+                <w:color w:val="000000"/>
+                <w:sz w:val="16"/>
+                <w:szCs w:val="16"/>
+                <w:lang w:val="en-US" w:eastAsia="zh-CN" w:bidi="ar-SA"/>
+              </w:rPr>
+            </w:pPr>
+            <w:r>
+              <w:rPr>
+                <w:rFonts w:hint="eastAsia" w:ascii="宋体" w:hAnsi="宋体" w:cs="宋体"/>
+                <w:sz w:val="16"/>
+                <w:szCs w:val="16"/>
+                <w:lang w:val="en-US" w:eastAsia="zh-CN"/>
+              </w:rPr>
+              <w:t>0</w:t>
+            </w:r>
+          </w:p>
+        </w:tc>
+        <w:tc>
+          <w:tcPr>
             <w:tcW w:w="1189" w:type="dxa"/>
             <w:tcBorders>
               <w:top w:val="single" w:color="000000" w:sz="4" w:space="0"/>
@@ -6121,6 +6572,49 @@
         </w:tc>
         <w:tc>
           <w:tcPr>
+            <w:tcW w:w="680" w:type="dxa"/>
+            <w:tcBorders>
+              <w:top w:val="single" w:color="000000" w:sz="4" w:space="0"/>
+              <w:left w:val="single" w:color="000000" w:sz="4" w:space="0"/>
+              <w:bottom w:val="single" w:color="000000" w:sz="4" w:space="0"/>
+              <w:right w:val="single" w:color="000000" w:sz="4" w:space="0"/>
+            </w:tcBorders>
+            <w:shd w:val="clear" w:color="auto" w:fill="auto"/>
+            <w:vAlign w:val="center"/>
+          </w:tcPr>
+          <w:p>
+            <w:pPr>
+              <w:keepNext w:val="0"/>
+              <w:keepLines w:val="0"/>
+              <w:pageBreakBefore w:val="0"/>
+              <w:widowControl w:val="0"/>
+              <w:wordWrap/>
+              <w:overflowPunct/>
+              <w:bidi w:val="0"/>
+              <w:jc w:val="center"/>
+              <w:textAlignment w:val="center"/>
+              <w:rPr>
+                <w:rFonts w:hint="eastAsia" w:ascii="宋体" w:hAnsi="宋体" w:eastAsia="宋体" w:cs="宋体"/>
+                <w:snapToGrid w:val="0"/>
+                <w:color w:val="000000"/>
+                <w:sz w:val="16"/>
+                <w:szCs w:val="16"/>
+                <w:lang w:val="en-US" w:eastAsia="zh-CN" w:bidi="ar-SA"/>
+              </w:rPr>
+            </w:pPr>
+            <w:r>
+              <w:rPr>
+                <w:rFonts w:hint="eastAsia" w:ascii="宋体" w:hAnsi="宋体" w:cs="宋体"/>
+                <w:sz w:val="16"/>
+                <w:szCs w:val="16"/>
+                <w:lang w:val="en-US" w:eastAsia="zh-CN"/>
+              </w:rPr>
+              <w:t>0</w:t>
+            </w:r>
+          </w:p>
+        </w:tc>
+        <w:tc>
+          <w:tcPr>
             <w:tcW w:w="1189" w:type="dxa"/>
             <w:tcBorders>
               <w:top w:val="single" w:color="000000" w:sz="4" w:space="0"/>
@@ -6345,6 +6839,49 @@
         </w:tc>
         <w:tc>
           <w:tcPr>
+            <w:tcW w:w="680" w:type="dxa"/>
+            <w:tcBorders>
+              <w:top w:val="single" w:color="000000" w:sz="4" w:space="0"/>
+              <w:left w:val="single" w:color="000000" w:sz="4" w:space="0"/>
+              <w:bottom w:val="single" w:color="000000" w:sz="4" w:space="0"/>
+              <w:right w:val="single" w:color="000000" w:sz="4" w:space="0"/>
+            </w:tcBorders>
+            <w:shd w:val="clear" w:color="auto" w:fill="auto"/>
+            <w:vAlign w:val="center"/>
+          </w:tcPr>
+          <w:p>
+            <w:pPr>
+              <w:keepNext w:val="0"/>
+              <w:keepLines w:val="0"/>
+              <w:pageBreakBefore w:val="0"/>
+              <w:widowControl w:val="0"/>
+              <w:wordWrap/>
+              <w:overflowPunct/>
+              <w:bidi w:val="0"/>
+              <w:jc w:val="center"/>
+              <w:textAlignment w:val="center"/>
+              <w:rPr>
+                <w:rFonts w:hint="eastAsia" w:ascii="宋体" w:hAnsi="宋体" w:eastAsia="宋体" w:cs="宋体"/>
+                <w:snapToGrid w:val="0"/>
+                <w:color w:val="000000"/>
+                <w:sz w:val="16"/>
+                <w:szCs w:val="16"/>
+                <w:lang w:val="en-US" w:eastAsia="zh-CN" w:bidi="ar-SA"/>
+              </w:rPr>
+            </w:pPr>
+            <w:r>
+              <w:rPr>
+                <w:rFonts w:hint="eastAsia" w:ascii="宋体" w:hAnsi="宋体" w:cs="宋体"/>
+                <w:sz w:val="16"/>
+                <w:szCs w:val="16"/>
+                <w:lang w:val="en-US" w:eastAsia="zh-CN"/>
+              </w:rPr>
+              <w:t>0</w:t>
+            </w:r>
+          </w:p>
+        </w:tc>
+        <w:tc>
+          <w:tcPr>
             <w:tcW w:w="1189" w:type="dxa"/>
             <w:tcBorders>
               <w:top w:val="single" w:color="000000" w:sz="4" w:space="0"/>
@@ -6569,6 +7106,49 @@
         </w:tc>
         <w:tc>
           <w:tcPr>
+            <w:tcW w:w="680" w:type="dxa"/>
+            <w:tcBorders>
+              <w:top w:val="single" w:color="000000" w:sz="4" w:space="0"/>
+              <w:left w:val="single" w:color="000000" w:sz="4" w:space="0"/>
+              <w:bottom w:val="single" w:color="000000" w:sz="4" w:space="0"/>
+              <w:right w:val="single" w:color="000000" w:sz="4" w:space="0"/>
+            </w:tcBorders>
+            <w:shd w:val="clear" w:color="auto" w:fill="auto"/>
+            <w:vAlign w:val="center"/>
+          </w:tcPr>
+          <w:p>
+            <w:pPr>
+              <w:keepNext w:val="0"/>
+              <w:keepLines w:val="0"/>
+              <w:pageBreakBefore w:val="0"/>
+              <w:widowControl w:val="0"/>
+              <w:wordWrap/>
+              <w:overflowPunct/>
+              <w:bidi w:val="0"/>
+              <w:jc w:val="center"/>
+              <w:textAlignment w:val="center"/>
+              <w:rPr>
+                <w:rFonts w:hint="eastAsia" w:ascii="宋体" w:hAnsi="宋体" w:eastAsia="宋体" w:cs="宋体"/>
+                <w:snapToGrid w:val="0"/>
+                <w:color w:val="000000"/>
+                <w:sz w:val="16"/>
+                <w:szCs w:val="16"/>
+                <w:lang w:val="en-US" w:eastAsia="zh-CN" w:bidi="ar-SA"/>
+              </w:rPr>
+            </w:pPr>
+            <w:r>
+              <w:rPr>
+                <w:rFonts w:hint="eastAsia" w:ascii="宋体" w:hAnsi="宋体" w:cs="宋体"/>
+                <w:sz w:val="16"/>
+                <w:szCs w:val="16"/>
+                <w:lang w:val="en-US" w:eastAsia="zh-CN"/>
+              </w:rPr>
+              <w:t>0</w:t>
+            </w:r>
+          </w:p>
+        </w:tc>
+        <w:tc>
+          <w:tcPr>
             <w:tcW w:w="1189" w:type="dxa"/>
             <w:tcBorders>
               <w:top w:val="single" w:color="000000" w:sz="4" w:space="0"/>
@@ -6810,6 +7390,49 @@
         </w:tc>
         <w:tc>
           <w:tcPr>
+            <w:tcW w:w="680" w:type="dxa"/>
+            <w:tcBorders>
+              <w:top w:val="single" w:color="000000" w:sz="4" w:space="0"/>
+              <w:left w:val="single" w:color="000000" w:sz="4" w:space="0"/>
+              <w:bottom w:val="single" w:color="000000" w:sz="4" w:space="0"/>
+              <w:right w:val="single" w:color="000000" w:sz="4" w:space="0"/>
+            </w:tcBorders>
+            <w:shd w:val="clear" w:color="auto" w:fill="auto"/>
+            <w:vAlign w:val="center"/>
+          </w:tcPr>
+          <w:p>
+            <w:pPr>
+              <w:keepNext w:val="0"/>
+              <w:keepLines w:val="0"/>
+              <w:pageBreakBefore w:val="0"/>
+              <w:widowControl w:val="0"/>
+              <w:wordWrap/>
+              <w:overflowPunct/>
+              <w:bidi w:val="0"/>
+              <w:jc w:val="center"/>
+              <w:textAlignment w:val="center"/>
+              <w:rPr>
+                <w:rFonts w:hint="eastAsia" w:ascii="宋体" w:hAnsi="宋体" w:eastAsia="宋体" w:cs="宋体"/>
+                <w:snapToGrid w:val="0"/>
+                <w:color w:val="000000"/>
+                <w:sz w:val="16"/>
+                <w:szCs w:val="16"/>
+                <w:lang w:val="en-US" w:eastAsia="zh-CN" w:bidi="ar-SA"/>
+              </w:rPr>
+            </w:pPr>
+            <w:r>
+              <w:rPr>
+                <w:rFonts w:hint="eastAsia" w:ascii="宋体" w:hAnsi="宋体" w:cs="宋体"/>
+                <w:sz w:val="16"/>
+                <w:szCs w:val="16"/>
+                <w:lang w:val="en-US" w:eastAsia="zh-CN"/>
+              </w:rPr>
+              <w:t>0</w:t>
+            </w:r>
+          </w:p>
+        </w:tc>
+        <w:tc>
+          <w:tcPr>
             <w:tcW w:w="1189" w:type="dxa"/>
             <w:tcBorders>
               <w:top w:val="single" w:color="000000" w:sz="4" w:space="0"/>
@@ -7031,6 +7654,49 @@
         </w:tc>
         <w:tc>
           <w:tcPr>
+            <w:tcW w:w="680" w:type="dxa"/>
+            <w:tcBorders>
+              <w:top w:val="single" w:color="000000" w:sz="4" w:space="0"/>
+              <w:left w:val="single" w:color="000000" w:sz="4" w:space="0"/>
+              <w:bottom w:val="single" w:color="000000" w:sz="4" w:space="0"/>
+              <w:right w:val="single" w:color="000000" w:sz="4" w:space="0"/>
+            </w:tcBorders>
+            <w:shd w:val="clear" w:color="auto" w:fill="auto"/>
+            <w:vAlign w:val="center"/>
+          </w:tcPr>
+          <w:p>
+            <w:pPr>
+              <w:keepNext w:val="0"/>
+              <w:keepLines w:val="0"/>
+              <w:pageBreakBefore w:val="0"/>
+              <w:widowControl w:val="0"/>
+              <w:wordWrap/>
+              <w:overflowPunct/>
+              <w:bidi w:val="0"/>
+              <w:jc w:val="center"/>
+              <w:textAlignment w:val="center"/>
+              <w:rPr>
+                <w:rFonts w:hint="eastAsia" w:ascii="宋体" w:hAnsi="宋体" w:eastAsia="宋体" w:cs="宋体"/>
+                <w:snapToGrid w:val="0"/>
+                <w:color w:val="000000"/>
+                <w:sz w:val="16"/>
+                <w:szCs w:val="16"/>
+                <w:lang w:val="en-US" w:eastAsia="zh-CN" w:bidi="ar-SA"/>
+              </w:rPr>
+            </w:pPr>
+            <w:r>
+              <w:rPr>
+                <w:rFonts w:hint="eastAsia" w:ascii="宋体" w:hAnsi="宋体" w:cs="宋体"/>
+                <w:sz w:val="16"/>
+                <w:szCs w:val="16"/>
+                <w:lang w:val="en-US" w:eastAsia="zh-CN"/>
+              </w:rPr>
+              <w:t>0</w:t>
+            </w:r>
+          </w:p>
+        </w:tc>
+        <w:tc>
+          <w:tcPr>
             <w:tcW w:w="1189" w:type="dxa"/>
             <w:tcBorders>
               <w:top w:val="single" w:color="000000" w:sz="4" w:space="0"/>
@@ -7254,6 +7920,49 @@
         </w:tc>
         <w:tc>
           <w:tcPr>
+            <w:tcW w:w="680" w:type="dxa"/>
+            <w:tcBorders>
+              <w:top w:val="single" w:color="000000" w:sz="4" w:space="0"/>
+              <w:left w:val="single" w:color="000000" w:sz="4" w:space="0"/>
+              <w:bottom w:val="single" w:color="000000" w:sz="4" w:space="0"/>
+              <w:right w:val="single" w:color="000000" w:sz="4" w:space="0"/>
+            </w:tcBorders>
+            <w:shd w:val="clear" w:color="auto" w:fill="auto"/>
+            <w:vAlign w:val="center"/>
+          </w:tcPr>
+          <w:p>
+            <w:pPr>
+              <w:keepNext w:val="0"/>
+              <w:keepLines w:val="0"/>
+              <w:pageBreakBefore w:val="0"/>
+              <w:widowControl w:val="0"/>
+              <w:wordWrap/>
+              <w:overflowPunct/>
+              <w:bidi w:val="0"/>
+              <w:jc w:val="center"/>
+              <w:textAlignment w:val="center"/>
+              <w:rPr>
+                <w:rFonts w:hint="eastAsia" w:ascii="宋体" w:hAnsi="宋体" w:eastAsia="宋体" w:cs="宋体"/>
+                <w:snapToGrid w:val="0"/>
+                <w:color w:val="000000"/>
+                <w:sz w:val="16"/>
+                <w:szCs w:val="16"/>
+                <w:lang w:val="en-US" w:eastAsia="zh-CN" w:bidi="ar-SA"/>
+              </w:rPr>
+            </w:pPr>
+            <w:r>
+              <w:rPr>
+                <w:rFonts w:hint="eastAsia" w:ascii="宋体" w:hAnsi="宋体" w:cs="宋体"/>
+                <w:sz w:val="16"/>
+                <w:szCs w:val="16"/>
+                <w:lang w:val="en-US" w:eastAsia="zh-CN"/>
+              </w:rPr>
+              <w:t>0</w:t>
+            </w:r>
+          </w:p>
+        </w:tc>
+        <w:tc>
+          <w:tcPr>
             <w:tcW w:w="1189" w:type="dxa"/>
             <w:tcBorders>
               <w:top w:val="single" w:color="000000" w:sz="4" w:space="0"/>
@@ -7478,6 +8187,49 @@
         </w:tc>
         <w:tc>
           <w:tcPr>
+            <w:tcW w:w="680" w:type="dxa"/>
+            <w:tcBorders>
+              <w:top w:val="single" w:color="000000" w:sz="4" w:space="0"/>
+              <w:left w:val="single" w:color="000000" w:sz="4" w:space="0"/>
+              <w:bottom w:val="single" w:color="000000" w:sz="4" w:space="0"/>
+              <w:right w:val="single" w:color="000000" w:sz="4" w:space="0"/>
+            </w:tcBorders>
+            <w:shd w:val="clear" w:color="auto" w:fill="auto"/>
+            <w:vAlign w:val="center"/>
+          </w:tcPr>
+          <w:p>
+            <w:pPr>
+              <w:keepNext w:val="0"/>
+              <w:keepLines w:val="0"/>
+              <w:pageBreakBefore w:val="0"/>
+              <w:widowControl w:val="0"/>
+              <w:wordWrap/>
+              <w:overflowPunct/>
+              <w:bidi w:val="0"/>
+              <w:jc w:val="center"/>
+              <w:textAlignment w:val="center"/>
+              <w:rPr>
+                <w:rFonts w:hint="eastAsia" w:ascii="宋体" w:hAnsi="宋体" w:eastAsia="宋体" w:cs="宋体"/>
+                <w:snapToGrid w:val="0"/>
+                <w:color w:val="000000"/>
+                <w:sz w:val="16"/>
+                <w:szCs w:val="16"/>
+                <w:lang w:val="en-US" w:eastAsia="zh-CN" w:bidi="ar-SA"/>
+              </w:rPr>
+            </w:pPr>
+            <w:r>
+              <w:rPr>
+                <w:rFonts w:hint="eastAsia" w:ascii="宋体" w:hAnsi="宋体" w:cs="宋体"/>
+                <w:sz w:val="16"/>
+                <w:szCs w:val="16"/>
+                <w:lang w:val="en-US" w:eastAsia="zh-CN"/>
+              </w:rPr>
+              <w:t>0</w:t>
+            </w:r>
+          </w:p>
+        </w:tc>
+        <w:tc>
+          <w:tcPr>
             <w:tcW w:w="1189" w:type="dxa"/>
             <w:tcBorders>
               <w:top w:val="single" w:color="000000" w:sz="4" w:space="0"/>
@@ -7699,6 +8451,49 @@
         </w:tc>
         <w:tc>
           <w:tcPr>
+            <w:tcW w:w="680" w:type="dxa"/>
+            <w:tcBorders>
+              <w:top w:val="single" w:color="000000" w:sz="4" w:space="0"/>
+              <w:left w:val="single" w:color="000000" w:sz="4" w:space="0"/>
+              <w:bottom w:val="single" w:color="000000" w:sz="4" w:space="0"/>
+              <w:right w:val="single" w:color="000000" w:sz="4" w:space="0"/>
+            </w:tcBorders>
+            <w:shd w:val="clear" w:color="auto" w:fill="auto"/>
+            <w:vAlign w:val="center"/>
+          </w:tcPr>
+          <w:p>
+            <w:pPr>
+              <w:keepNext w:val="0"/>
+              <w:keepLines w:val="0"/>
+              <w:pageBreakBefore w:val="0"/>
+              <w:widowControl w:val="0"/>
+              <w:wordWrap/>
+              <w:overflowPunct/>
+              <w:bidi w:val="0"/>
+              <w:jc w:val="center"/>
+              <w:textAlignment w:val="center"/>
+              <w:rPr>
+                <w:rFonts w:hint="eastAsia" w:ascii="宋体" w:hAnsi="宋体" w:eastAsia="宋体" w:cs="宋体"/>
+                <w:snapToGrid w:val="0"/>
+                <w:color w:val="000000"/>
+                <w:sz w:val="16"/>
+                <w:szCs w:val="16"/>
+                <w:lang w:val="en-US" w:eastAsia="zh-CN" w:bidi="ar-SA"/>
+              </w:rPr>
+            </w:pPr>
+            <w:r>
+              <w:rPr>
+                <w:rFonts w:hint="eastAsia" w:ascii="宋体" w:hAnsi="宋体" w:cs="宋体"/>
+                <w:sz w:val="16"/>
+                <w:szCs w:val="16"/>
+                <w:lang w:val="en-US" w:eastAsia="zh-CN"/>
+              </w:rPr>
+              <w:t>0</w:t>
+            </w:r>
+          </w:p>
+        </w:tc>
+        <w:tc>
+          <w:tcPr>
             <w:tcW w:w="1189" w:type="dxa"/>
             <w:tcBorders>
               <w:top w:val="single" w:color="000000" w:sz="4" w:space="0"/>
@@ -7919,6 +8714,49 @@
         </w:tc>
         <w:tc>
           <w:tcPr>
+            <w:tcW w:w="680" w:type="dxa"/>
+            <w:tcBorders>
+              <w:top w:val="single" w:color="000000" w:sz="4" w:space="0"/>
+              <w:left w:val="single" w:color="000000" w:sz="4" w:space="0"/>
+              <w:bottom w:val="single" w:color="000000" w:sz="4" w:space="0"/>
+              <w:right w:val="single" w:color="000000" w:sz="4" w:space="0"/>
+            </w:tcBorders>
+            <w:shd w:val="clear" w:color="auto" w:fill="auto"/>
+            <w:vAlign w:val="center"/>
+          </w:tcPr>
+          <w:p>
+            <w:pPr>
+              <w:keepNext w:val="0"/>
+              <w:keepLines w:val="0"/>
+              <w:pageBreakBefore w:val="0"/>
+              <w:widowControl w:val="0"/>
+              <w:wordWrap/>
+              <w:overflowPunct/>
+              <w:bidi w:val="0"/>
+              <w:jc w:val="center"/>
+              <w:textAlignment w:val="center"/>
+              <w:rPr>
+                <w:rFonts w:hint="eastAsia" w:ascii="宋体" w:hAnsi="宋体" w:eastAsia="宋体" w:cs="宋体"/>
+                <w:snapToGrid w:val="0"/>
+                <w:color w:val="000000"/>
+                <w:sz w:val="16"/>
+                <w:szCs w:val="16"/>
+                <w:lang w:val="en-US" w:eastAsia="zh-CN" w:bidi="ar-SA"/>
+              </w:rPr>
+            </w:pPr>
+            <w:r>
+              <w:rPr>
+                <w:rFonts w:hint="eastAsia" w:ascii="宋体" w:hAnsi="宋体" w:cs="宋体"/>
+                <w:sz w:val="16"/>
+                <w:szCs w:val="16"/>
+                <w:lang w:val="en-US" w:eastAsia="zh-CN"/>
+              </w:rPr>
+              <w:t>5000</w:t>
+            </w:r>
+          </w:p>
+        </w:tc>
+        <w:tc>
+          <w:tcPr>
             <w:tcW w:w="1189" w:type="dxa"/>
             <w:tcBorders>
               <w:top w:val="single" w:color="000000" w:sz="4" w:space="0"/>
@@ -8151,6 +8989,49 @@
         </w:tc>
         <w:tc>
           <w:tcPr>
+            <w:tcW w:w="680" w:type="dxa"/>
+            <w:tcBorders>
+              <w:top w:val="single" w:color="000000" w:sz="4" w:space="0"/>
+              <w:left w:val="single" w:color="000000" w:sz="4" w:space="0"/>
+              <w:bottom w:val="single" w:color="000000" w:sz="4" w:space="0"/>
+              <w:right w:val="single" w:color="000000" w:sz="4" w:space="0"/>
+            </w:tcBorders>
+            <w:shd w:val="clear" w:color="auto" w:fill="auto"/>
+            <w:vAlign w:val="center"/>
+          </w:tcPr>
+          <w:p>
+            <w:pPr>
+              <w:keepNext w:val="0"/>
+              <w:keepLines w:val="0"/>
+              <w:pageBreakBefore w:val="0"/>
+              <w:widowControl w:val="0"/>
+              <w:wordWrap/>
+              <w:overflowPunct/>
+              <w:bidi w:val="0"/>
+              <w:jc w:val="center"/>
+              <w:textAlignment w:val="center"/>
+              <w:rPr>
+                <w:rFonts w:hint="eastAsia" w:ascii="宋体" w:hAnsi="宋体" w:eastAsia="宋体" w:cs="宋体"/>
+                <w:snapToGrid w:val="0"/>
+                <w:color w:val="000000"/>
+                <w:sz w:val="16"/>
+                <w:szCs w:val="16"/>
+                <w:lang w:val="en-US" w:eastAsia="zh-CN" w:bidi="ar-SA"/>
+              </w:rPr>
+            </w:pPr>
+            <w:r>
+              <w:rPr>
+                <w:rFonts w:hint="eastAsia" w:ascii="宋体" w:hAnsi="宋体" w:cs="宋体"/>
+                <w:sz w:val="16"/>
+                <w:szCs w:val="16"/>
+                <w:lang w:val="en-US" w:eastAsia="zh-CN"/>
+              </w:rPr>
+              <w:t>0</w:t>
+            </w:r>
+          </w:p>
+        </w:tc>
+        <w:tc>
+          <w:tcPr>
             <w:tcW w:w="1189" w:type="dxa"/>
             <w:tcBorders>
               <w:top w:val="single" w:color="000000" w:sz="4" w:space="0"/>
@@ -8375,6 +9256,49 @@
         </w:tc>
         <w:tc>
           <w:tcPr>
+            <w:tcW w:w="680" w:type="dxa"/>
+            <w:tcBorders>
+              <w:top w:val="single" w:color="000000" w:sz="4" w:space="0"/>
+              <w:left w:val="single" w:color="000000" w:sz="4" w:space="0"/>
+              <w:bottom w:val="single" w:color="000000" w:sz="4" w:space="0"/>
+              <w:right w:val="single" w:color="000000" w:sz="4" w:space="0"/>
+            </w:tcBorders>
+            <w:shd w:val="clear" w:color="auto" w:fill="auto"/>
+            <w:vAlign w:val="center"/>
+          </w:tcPr>
+          <w:p>
+            <w:pPr>
+              <w:keepNext w:val="0"/>
+              <w:keepLines w:val="0"/>
+              <w:pageBreakBefore w:val="0"/>
+              <w:widowControl w:val="0"/>
+              <w:wordWrap/>
+              <w:overflowPunct/>
+              <w:bidi w:val="0"/>
+              <w:jc w:val="center"/>
+              <w:textAlignment w:val="center"/>
+              <w:rPr>
+                <w:rFonts w:hint="eastAsia" w:ascii="宋体" w:hAnsi="宋体" w:eastAsia="宋体" w:cs="宋体"/>
+                <w:snapToGrid w:val="0"/>
+                <w:color w:val="000000"/>
+                <w:sz w:val="16"/>
+                <w:szCs w:val="16"/>
+                <w:lang w:val="en-US" w:eastAsia="zh-CN" w:bidi="ar-SA"/>
+              </w:rPr>
+            </w:pPr>
+            <w:r>
+              <w:rPr>
+                <w:rFonts w:hint="eastAsia" w:ascii="宋体" w:hAnsi="宋体" w:cs="宋体"/>
+                <w:sz w:val="16"/>
+                <w:szCs w:val="16"/>
+                <w:lang w:val="en-US" w:eastAsia="zh-CN"/>
+              </w:rPr>
+              <w:t>0</w:t>
+            </w:r>
+          </w:p>
+        </w:tc>
+        <w:tc>
+          <w:tcPr>
             <w:tcW w:w="1189" w:type="dxa"/>
             <w:tcBorders>
               <w:top w:val="single" w:color="000000" w:sz="4" w:space="0"/>
@@ -8598,6 +9522,49 @@
         </w:tc>
         <w:tc>
           <w:tcPr>
+            <w:tcW w:w="680" w:type="dxa"/>
+            <w:tcBorders>
+              <w:top w:val="single" w:color="000000" w:sz="4" w:space="0"/>
+              <w:left w:val="single" w:color="000000" w:sz="4" w:space="0"/>
+              <w:bottom w:val="single" w:color="000000" w:sz="4" w:space="0"/>
+              <w:right w:val="single" w:color="000000" w:sz="4" w:space="0"/>
+            </w:tcBorders>
+            <w:shd w:val="clear" w:color="auto" w:fill="auto"/>
+            <w:vAlign w:val="center"/>
+          </w:tcPr>
+          <w:p>
+            <w:pPr>
+              <w:keepNext w:val="0"/>
+              <w:keepLines w:val="0"/>
+              <w:pageBreakBefore w:val="0"/>
+              <w:widowControl w:val="0"/>
+              <w:wordWrap/>
+              <w:overflowPunct/>
+              <w:bidi w:val="0"/>
+              <w:jc w:val="center"/>
+              <w:textAlignment w:val="center"/>
+              <w:rPr>
+                <w:rFonts w:hint="eastAsia" w:ascii="宋体" w:hAnsi="宋体" w:eastAsia="宋体" w:cs="宋体"/>
+                <w:snapToGrid w:val="0"/>
+                <w:color w:val="000000"/>
+                <w:sz w:val="16"/>
+                <w:szCs w:val="16"/>
+                <w:lang w:val="en-US" w:eastAsia="zh-CN" w:bidi="ar-SA"/>
+              </w:rPr>
+            </w:pPr>
+            <w:r>
+              <w:rPr>
+                <w:rFonts w:hint="eastAsia" w:ascii="宋体" w:hAnsi="宋体" w:cs="宋体"/>
+                <w:sz w:val="16"/>
+                <w:szCs w:val="16"/>
+                <w:lang w:val="en-US" w:eastAsia="zh-CN"/>
+              </w:rPr>
+              <w:t>0</w:t>
+            </w:r>
+          </w:p>
+        </w:tc>
+        <w:tc>
+          <w:tcPr>
             <w:tcW w:w="1189" w:type="dxa"/>
             <w:tcBorders>
               <w:top w:val="single" w:color="000000" w:sz="4" w:space="0"/>
@@ -8818,6 +9785,49 @@
         </w:tc>
         <w:tc>
           <w:tcPr>
+            <w:tcW w:w="680" w:type="dxa"/>
+            <w:tcBorders>
+              <w:top w:val="single" w:color="000000" w:sz="4" w:space="0"/>
+              <w:left w:val="single" w:color="000000" w:sz="4" w:space="0"/>
+              <w:bottom w:val="single" w:color="000000" w:sz="4" w:space="0"/>
+              <w:right w:val="single" w:color="000000" w:sz="4" w:space="0"/>
+            </w:tcBorders>
+            <w:shd w:val="clear" w:color="auto" w:fill="auto"/>
+            <w:vAlign w:val="center"/>
+          </w:tcPr>
+          <w:p>
+            <w:pPr>
+              <w:keepNext w:val="0"/>
+              <w:keepLines w:val="0"/>
+              <w:pageBreakBefore w:val="0"/>
+              <w:widowControl w:val="0"/>
+              <w:wordWrap/>
+              <w:overflowPunct/>
+              <w:bidi w:val="0"/>
+              <w:jc w:val="center"/>
+              <w:textAlignment w:val="center"/>
+              <w:rPr>
+                <w:rFonts w:hint="eastAsia" w:ascii="宋体" w:hAnsi="宋体" w:eastAsia="宋体" w:cs="宋体"/>
+                <w:snapToGrid w:val="0"/>
+                <w:color w:val="000000"/>
+                <w:sz w:val="16"/>
+                <w:szCs w:val="16"/>
+                <w:lang w:val="en-US" w:eastAsia="zh-CN" w:bidi="ar-SA"/>
+              </w:rPr>
+            </w:pPr>
+            <w:r>
+              <w:rPr>
+                <w:rFonts w:hint="eastAsia" w:ascii="宋体" w:hAnsi="宋体" w:cs="宋体"/>
+                <w:sz w:val="16"/>
+                <w:szCs w:val="16"/>
+                <w:lang w:val="en-US" w:eastAsia="zh-CN"/>
+              </w:rPr>
+              <w:t>0</w:t>
+            </w:r>
+          </w:p>
+        </w:tc>
+        <w:tc>
+          <w:tcPr>
             <w:tcW w:w="1189" w:type="dxa"/>
             <w:tcBorders>
               <w:top w:val="single" w:color="000000" w:sz="4" w:space="0"/>
@@ -9053,6 +10063,49 @@
         </w:tc>
         <w:tc>
           <w:tcPr>
+            <w:tcW w:w="680" w:type="dxa"/>
+            <w:tcBorders>
+              <w:top w:val="single" w:color="000000" w:sz="4" w:space="0"/>
+              <w:left w:val="single" w:color="000000" w:sz="4" w:space="0"/>
+              <w:bottom w:val="single" w:color="000000" w:sz="4" w:space="0"/>
+              <w:right w:val="single" w:color="000000" w:sz="4" w:space="0"/>
+            </w:tcBorders>
+            <w:shd w:val="clear" w:color="auto" w:fill="auto"/>
+            <w:vAlign w:val="center"/>
+          </w:tcPr>
+          <w:p>
+            <w:pPr>
+              <w:keepNext w:val="0"/>
+              <w:keepLines w:val="0"/>
+              <w:pageBreakBefore w:val="0"/>
+              <w:widowControl w:val="0"/>
+              <w:wordWrap/>
+              <w:overflowPunct/>
+              <w:bidi w:val="0"/>
+              <w:jc w:val="center"/>
+              <w:textAlignment w:val="center"/>
+              <w:rPr>
+                <w:rFonts w:hint="eastAsia" w:ascii="宋体" w:hAnsi="宋体" w:eastAsia="宋体" w:cs="宋体"/>
+                <w:snapToGrid w:val="0"/>
+                <w:color w:val="000000"/>
+                <w:sz w:val="16"/>
+                <w:szCs w:val="16"/>
+                <w:lang w:val="en-US" w:eastAsia="zh-CN" w:bidi="ar-SA"/>
+              </w:rPr>
+            </w:pPr>
+            <w:r>
+              <w:rPr>
+                <w:rFonts w:hint="eastAsia" w:ascii="宋体" w:hAnsi="宋体" w:cs="宋体"/>
+                <w:sz w:val="16"/>
+                <w:szCs w:val="16"/>
+                <w:lang w:val="en-US" w:eastAsia="zh-CN"/>
+              </w:rPr>
+              <w:t>0</w:t>
+            </w:r>
+          </w:p>
+        </w:tc>
+        <w:tc>
+          <w:tcPr>
             <w:tcW w:w="1189" w:type="dxa"/>
             <w:tcBorders>
               <w:top w:val="single" w:color="000000" w:sz="4" w:space="0"/>
@@ -9286,6 +10339,49 @@
         </w:tc>
         <w:tc>
           <w:tcPr>
+            <w:tcW w:w="680" w:type="dxa"/>
+            <w:tcBorders>
+              <w:top w:val="single" w:color="000000" w:sz="4" w:space="0"/>
+              <w:left w:val="single" w:color="000000" w:sz="4" w:space="0"/>
+              <w:bottom w:val="single" w:color="000000" w:sz="4" w:space="0"/>
+              <w:right w:val="single" w:color="000000" w:sz="4" w:space="0"/>
+            </w:tcBorders>
+            <w:shd w:val="clear" w:color="auto" w:fill="auto"/>
+            <w:vAlign w:val="center"/>
+          </w:tcPr>
+          <w:p>
+            <w:pPr>
+              <w:keepNext w:val="0"/>
+              <w:keepLines w:val="0"/>
+              <w:pageBreakBefore w:val="0"/>
+              <w:widowControl w:val="0"/>
+              <w:wordWrap/>
+              <w:overflowPunct/>
+              <w:bidi w:val="0"/>
+              <w:jc w:val="center"/>
+              <w:textAlignment w:val="center"/>
+              <w:rPr>
+                <w:rFonts w:hint="eastAsia" w:ascii="宋体" w:hAnsi="宋体" w:eastAsia="宋体" w:cs="宋体"/>
+                <w:snapToGrid w:val="0"/>
+                <w:color w:val="000000"/>
+                <w:sz w:val="16"/>
+                <w:szCs w:val="16"/>
+                <w:lang w:val="en-US" w:eastAsia="zh-CN" w:bidi="ar-SA"/>
+              </w:rPr>
+            </w:pPr>
+            <w:r>
+              <w:rPr>
+                <w:rFonts w:hint="eastAsia" w:ascii="宋体" w:hAnsi="宋体" w:cs="宋体"/>
+                <w:sz w:val="16"/>
+                <w:szCs w:val="16"/>
+                <w:lang w:val="en-US" w:eastAsia="zh-CN"/>
+              </w:rPr>
+              <w:t>0</w:t>
+            </w:r>
+          </w:p>
+        </w:tc>
+        <w:tc>
+          <w:tcPr>
             <w:tcW w:w="1189" w:type="dxa"/>
             <w:tcBorders>
               <w:top w:val="single" w:color="000000" w:sz="4" w:space="0"/>
@@ -9508,6 +10604,49 @@
         </w:tc>
         <w:tc>
           <w:tcPr>
+            <w:tcW w:w="680" w:type="dxa"/>
+            <w:tcBorders>
+              <w:top w:val="single" w:color="000000" w:sz="4" w:space="0"/>
+              <w:left w:val="single" w:color="000000" w:sz="4" w:space="0"/>
+              <w:bottom w:val="single" w:color="000000" w:sz="4" w:space="0"/>
+              <w:right w:val="single" w:color="000000" w:sz="4" w:space="0"/>
+            </w:tcBorders>
+            <w:shd w:val="clear" w:color="auto" w:fill="auto"/>
+            <w:vAlign w:val="center"/>
+          </w:tcPr>
+          <w:p>
+            <w:pPr>
+              <w:keepNext w:val="0"/>
+              <w:keepLines w:val="0"/>
+              <w:pageBreakBefore w:val="0"/>
+              <w:widowControl w:val="0"/>
+              <w:wordWrap/>
+              <w:overflowPunct/>
+              <w:bidi w:val="0"/>
+              <w:jc w:val="center"/>
+              <w:textAlignment w:val="center"/>
+              <w:rPr>
+                <w:rFonts w:hint="eastAsia" w:ascii="宋体" w:hAnsi="宋体" w:eastAsia="宋体" w:cs="宋体"/>
+                <w:snapToGrid w:val="0"/>
+                <w:color w:val="000000"/>
+                <w:sz w:val="16"/>
+                <w:szCs w:val="16"/>
+                <w:lang w:val="en-US" w:eastAsia="zh-CN" w:bidi="ar-SA"/>
+              </w:rPr>
+            </w:pPr>
+            <w:r>
+              <w:rPr>
+                <w:rFonts w:hint="eastAsia" w:ascii="宋体" w:hAnsi="宋体" w:cs="宋体"/>
+                <w:sz w:val="16"/>
+                <w:szCs w:val="16"/>
+                <w:lang w:val="en-US" w:eastAsia="zh-CN"/>
+              </w:rPr>
+              <w:t>0</w:t>
+            </w:r>
+          </w:p>
+        </w:tc>
+        <w:tc>
+          <w:tcPr>
             <w:tcW w:w="1189" w:type="dxa"/>
             <w:tcBorders>
               <w:top w:val="single" w:color="000000" w:sz="4" w:space="0"/>
@@ -9729,6 +10868,49 @@
         </w:tc>
         <w:tc>
           <w:tcPr>
+            <w:tcW w:w="680" w:type="dxa"/>
+            <w:tcBorders>
+              <w:top w:val="single" w:color="000000" w:sz="4" w:space="0"/>
+              <w:left w:val="single" w:color="000000" w:sz="4" w:space="0"/>
+              <w:bottom w:val="single" w:color="000000" w:sz="4" w:space="0"/>
+              <w:right w:val="single" w:color="000000" w:sz="4" w:space="0"/>
+            </w:tcBorders>
+            <w:shd w:val="clear" w:color="auto" w:fill="auto"/>
+            <w:vAlign w:val="center"/>
+          </w:tcPr>
+          <w:p>
+            <w:pPr>
+              <w:keepNext w:val="0"/>
+              <w:keepLines w:val="0"/>
+              <w:pageBreakBefore w:val="0"/>
+              <w:widowControl w:val="0"/>
+              <w:wordWrap/>
+              <w:overflowPunct/>
+              <w:bidi w:val="0"/>
+              <w:jc w:val="center"/>
+              <w:textAlignment w:val="center"/>
+              <w:rPr>
+                <w:rFonts w:hint="eastAsia" w:ascii="宋体" w:hAnsi="宋体" w:eastAsia="宋体" w:cs="宋体"/>
+                <w:snapToGrid w:val="0"/>
+                <w:color w:val="000000"/>
+                <w:sz w:val="16"/>
+                <w:szCs w:val="16"/>
+                <w:lang w:val="en-US" w:eastAsia="zh-CN" w:bidi="ar-SA"/>
+              </w:rPr>
+            </w:pPr>
+            <w:r>
+              <w:rPr>
+                <w:rFonts w:hint="eastAsia" w:ascii="宋体" w:hAnsi="宋体" w:cs="宋体"/>
+                <w:sz w:val="16"/>
+                <w:szCs w:val="16"/>
+                <w:lang w:val="en-US" w:eastAsia="zh-CN"/>
+              </w:rPr>
+              <w:t>0</w:t>
+            </w:r>
+          </w:p>
+        </w:tc>
+        <w:tc>
+          <w:tcPr>
             <w:tcW w:w="1189" w:type="dxa"/>
             <w:tcBorders>
               <w:top w:val="single" w:color="000000" w:sz="4" w:space="0"/>
@@ -9949,6 +11131,49 @@
         </w:tc>
         <w:tc>
           <w:tcPr>
+            <w:tcW w:w="680" w:type="dxa"/>
+            <w:tcBorders>
+              <w:top w:val="single" w:color="000000" w:sz="4" w:space="0"/>
+              <w:left w:val="single" w:color="000000" w:sz="4" w:space="0"/>
+              <w:bottom w:val="single" w:color="000000" w:sz="4" w:space="0"/>
+              <w:right w:val="single" w:color="000000" w:sz="4" w:space="0"/>
+            </w:tcBorders>
+            <w:shd w:val="clear" w:color="auto" w:fill="auto"/>
+            <w:vAlign w:val="center"/>
+          </w:tcPr>
+          <w:p>
+            <w:pPr>
+              <w:keepNext w:val="0"/>
+              <w:keepLines w:val="0"/>
+              <w:pageBreakBefore w:val="0"/>
+              <w:widowControl w:val="0"/>
+              <w:wordWrap/>
+              <w:overflowPunct/>
+              <w:bidi w:val="0"/>
+              <w:jc w:val="center"/>
+              <w:textAlignment w:val="center"/>
+              <w:rPr>
+                <w:rFonts w:hint="eastAsia" w:ascii="宋体" w:hAnsi="宋体" w:eastAsia="宋体" w:cs="宋体"/>
+                <w:snapToGrid w:val="0"/>
+                <w:color w:val="000000"/>
+                <w:sz w:val="16"/>
+                <w:szCs w:val="16"/>
+                <w:lang w:val="en-US" w:eastAsia="zh-CN" w:bidi="ar-SA"/>
+              </w:rPr>
+            </w:pPr>
+            <w:r>
+              <w:rPr>
+                <w:rFonts w:hint="eastAsia" w:ascii="宋体" w:hAnsi="宋体" w:cs="宋体"/>
+                <w:sz w:val="16"/>
+                <w:szCs w:val="16"/>
+                <w:lang w:val="en-US" w:eastAsia="zh-CN"/>
+              </w:rPr>
+              <w:t>0</w:t>
+            </w:r>
+          </w:p>
+        </w:tc>
+        <w:tc>
+          <w:tcPr>
             <w:tcW w:w="1189" w:type="dxa"/>
             <w:tcBorders>
               <w:top w:val="single" w:color="000000" w:sz="4" w:space="0"/>
@@ -10179,6 +11404,49 @@
         </w:tc>
         <w:tc>
           <w:tcPr>
+            <w:tcW w:w="680" w:type="dxa"/>
+            <w:tcBorders>
+              <w:top w:val="single" w:color="000000" w:sz="4" w:space="0"/>
+              <w:left w:val="single" w:color="000000" w:sz="4" w:space="0"/>
+              <w:bottom w:val="single" w:color="000000" w:sz="4" w:space="0"/>
+              <w:right w:val="single" w:color="000000" w:sz="4" w:space="0"/>
+            </w:tcBorders>
+            <w:shd w:val="clear" w:color="auto" w:fill="auto"/>
+            <w:vAlign w:val="center"/>
+          </w:tcPr>
+          <w:p>
+            <w:pPr>
+              <w:keepNext w:val="0"/>
+              <w:keepLines w:val="0"/>
+              <w:pageBreakBefore w:val="0"/>
+              <w:widowControl w:val="0"/>
+              <w:wordWrap/>
+              <w:overflowPunct/>
+              <w:bidi w:val="0"/>
+              <w:jc w:val="center"/>
+              <w:textAlignment w:val="center"/>
+              <w:rPr>
+                <w:rFonts w:hint="eastAsia" w:ascii="宋体" w:hAnsi="宋体" w:eastAsia="宋体" w:cs="宋体"/>
+                <w:snapToGrid w:val="0"/>
+                <w:color w:val="000000"/>
+                <w:sz w:val="16"/>
+                <w:szCs w:val="16"/>
+                <w:lang w:val="en-US" w:eastAsia="zh-CN" w:bidi="ar-SA"/>
+              </w:rPr>
+            </w:pPr>
+            <w:r>
+              <w:rPr>
+                <w:rFonts w:hint="eastAsia" w:ascii="宋体" w:hAnsi="宋体" w:cs="宋体"/>
+                <w:sz w:val="16"/>
+                <w:szCs w:val="16"/>
+                <w:lang w:val="en-US" w:eastAsia="zh-CN"/>
+              </w:rPr>
+              <w:t>0</w:t>
+            </w:r>
+          </w:p>
+        </w:tc>
+        <w:tc>
+          <w:tcPr>
             <w:tcW w:w="1189" w:type="dxa"/>
             <w:tcBorders>
               <w:top w:val="single" w:color="000000" w:sz="4" w:space="0"/>
@@ -10408,6 +11676,49 @@
         </w:tc>
         <w:tc>
           <w:tcPr>
+            <w:tcW w:w="680" w:type="dxa"/>
+            <w:tcBorders>
+              <w:top w:val="single" w:color="000000" w:sz="4" w:space="0"/>
+              <w:left w:val="single" w:color="000000" w:sz="4" w:space="0"/>
+              <w:bottom w:val="single" w:color="000000" w:sz="4" w:space="0"/>
+              <w:right w:val="single" w:color="000000" w:sz="4" w:space="0"/>
+            </w:tcBorders>
+            <w:shd w:val="clear" w:color="auto" w:fill="auto"/>
+            <w:vAlign w:val="center"/>
+          </w:tcPr>
+          <w:p>
+            <w:pPr>
+              <w:keepNext w:val="0"/>
+              <w:keepLines w:val="0"/>
+              <w:pageBreakBefore w:val="0"/>
+              <w:widowControl w:val="0"/>
+              <w:wordWrap/>
+              <w:overflowPunct/>
+              <w:bidi w:val="0"/>
+              <w:jc w:val="center"/>
+              <w:textAlignment w:val="center"/>
+              <w:rPr>
+                <w:rFonts w:hint="eastAsia" w:ascii="宋体" w:hAnsi="宋体" w:eastAsia="宋体" w:cs="宋体"/>
+                <w:snapToGrid w:val="0"/>
+                <w:color w:val="000000"/>
+                <w:sz w:val="16"/>
+                <w:szCs w:val="16"/>
+                <w:lang w:val="en-US" w:eastAsia="zh-CN" w:bidi="ar-SA"/>
+              </w:rPr>
+            </w:pPr>
+            <w:r>
+              <w:rPr>
+                <w:rFonts w:hint="eastAsia" w:ascii="宋体" w:hAnsi="宋体" w:cs="宋体"/>
+                <w:sz w:val="16"/>
+                <w:szCs w:val="16"/>
+                <w:lang w:val="en-US" w:eastAsia="zh-CN"/>
+              </w:rPr>
+              <w:t>0</w:t>
+            </w:r>
+          </w:p>
+        </w:tc>
+        <w:tc>
+          <w:tcPr>
             <w:tcW w:w="1189" w:type="dxa"/>
             <w:tcBorders>
               <w:top w:val="single" w:color="000000" w:sz="4" w:space="0"/>
@@ -10628,6 +11939,49 @@
         </w:tc>
         <w:tc>
           <w:tcPr>
+            <w:tcW w:w="680" w:type="dxa"/>
+            <w:tcBorders>
+              <w:top w:val="single" w:color="000000" w:sz="4" w:space="0"/>
+              <w:left w:val="single" w:color="000000" w:sz="4" w:space="0"/>
+              <w:bottom w:val="single" w:color="000000" w:sz="4" w:space="0"/>
+              <w:right w:val="single" w:color="000000" w:sz="4" w:space="0"/>
+            </w:tcBorders>
+            <w:shd w:val="clear" w:color="auto" w:fill="auto"/>
+            <w:vAlign w:val="center"/>
+          </w:tcPr>
+          <w:p>
+            <w:pPr>
+              <w:keepNext w:val="0"/>
+              <w:keepLines w:val="0"/>
+              <w:pageBreakBefore w:val="0"/>
+              <w:widowControl w:val="0"/>
+              <w:wordWrap/>
+              <w:overflowPunct/>
+              <w:bidi w:val="0"/>
+              <w:jc w:val="center"/>
+              <w:textAlignment w:val="center"/>
+              <w:rPr>
+                <w:rFonts w:hint="eastAsia" w:ascii="宋体" w:hAnsi="宋体" w:eastAsia="宋体" w:cs="宋体"/>
+                <w:snapToGrid w:val="0"/>
+                <w:color w:val="000000"/>
+                <w:sz w:val="16"/>
+                <w:szCs w:val="16"/>
+                <w:lang w:val="en-US" w:eastAsia="zh-CN" w:bidi="ar-SA"/>
+              </w:rPr>
+            </w:pPr>
+            <w:r>
+              <w:rPr>
+                <w:rFonts w:hint="eastAsia" w:ascii="宋体" w:hAnsi="宋体" w:cs="宋体"/>
+                <w:sz w:val="16"/>
+                <w:szCs w:val="16"/>
+                <w:lang w:val="en-US" w:eastAsia="zh-CN"/>
+              </w:rPr>
+              <w:t>0</w:t>
+            </w:r>
+          </w:p>
+        </w:tc>
+        <w:tc>
+          <w:tcPr>
             <w:tcW w:w="1189" w:type="dxa"/>
             <w:tcBorders>
               <w:top w:val="single" w:color="000000" w:sz="4" w:space="0"/>
@@ -10851,6 +12205,49 @@
         </w:tc>
         <w:tc>
           <w:tcPr>
+            <w:tcW w:w="680" w:type="dxa"/>
+            <w:tcBorders>
+              <w:top w:val="single" w:color="000000" w:sz="4" w:space="0"/>
+              <w:left w:val="single" w:color="000000" w:sz="4" w:space="0"/>
+              <w:bottom w:val="single" w:color="000000" w:sz="4" w:space="0"/>
+              <w:right w:val="single" w:color="000000" w:sz="4" w:space="0"/>
+            </w:tcBorders>
+            <w:shd w:val="clear" w:color="auto" w:fill="auto"/>
+            <w:vAlign w:val="center"/>
+          </w:tcPr>
+          <w:p>
+            <w:pPr>
+              <w:keepNext w:val="0"/>
+              <w:keepLines w:val="0"/>
+              <w:pageBreakBefore w:val="0"/>
+              <w:widowControl w:val="0"/>
+              <w:wordWrap/>
+              <w:overflowPunct/>
+              <w:bidi w:val="0"/>
+              <w:jc w:val="center"/>
+              <w:textAlignment w:val="center"/>
+              <w:rPr>
+                <w:rFonts w:hint="eastAsia" w:ascii="宋体" w:hAnsi="宋体" w:eastAsia="宋体" w:cs="宋体"/>
+                <w:snapToGrid w:val="0"/>
+                <w:color w:val="000000"/>
+                <w:sz w:val="16"/>
+                <w:szCs w:val="16"/>
+                <w:lang w:val="en-US" w:eastAsia="zh-CN" w:bidi="ar-SA"/>
+              </w:rPr>
+            </w:pPr>
+            <w:r>
+              <w:rPr>
+                <w:rFonts w:hint="eastAsia" w:ascii="宋体" w:hAnsi="宋体" w:cs="宋体"/>
+                <w:sz w:val="16"/>
+                <w:szCs w:val="16"/>
+                <w:lang w:val="en-US" w:eastAsia="zh-CN"/>
+              </w:rPr>
+              <w:t>0</w:t>
+            </w:r>
+          </w:p>
+        </w:tc>
+        <w:tc>
+          <w:tcPr>
             <w:tcW w:w="1189" w:type="dxa"/>
             <w:tcBorders>
               <w:top w:val="single" w:color="000000" w:sz="4" w:space="0"/>
@@ -11083,6 +12480,49 @@
         </w:tc>
         <w:tc>
           <w:tcPr>
+            <w:tcW w:w="680" w:type="dxa"/>
+            <w:tcBorders>
+              <w:top w:val="single" w:color="000000" w:sz="4" w:space="0"/>
+              <w:left w:val="single" w:color="000000" w:sz="4" w:space="0"/>
+              <w:bottom w:val="single" w:color="000000" w:sz="4" w:space="0"/>
+              <w:right w:val="single" w:color="000000" w:sz="4" w:space="0"/>
+            </w:tcBorders>
+            <w:shd w:val="clear" w:color="auto" w:fill="auto"/>
+            <w:vAlign w:val="center"/>
+          </w:tcPr>
+          <w:p>
+            <w:pPr>
+              <w:keepNext w:val="0"/>
+              <w:keepLines w:val="0"/>
+              <w:pageBreakBefore w:val="0"/>
+              <w:widowControl w:val="0"/>
+              <w:wordWrap/>
+              <w:overflowPunct/>
+              <w:bidi w:val="0"/>
+              <w:jc w:val="center"/>
+              <w:textAlignment w:val="center"/>
+              <w:rPr>
+                <w:rFonts w:hint="eastAsia" w:ascii="宋体" w:hAnsi="宋体" w:eastAsia="宋体" w:cs="宋体"/>
+                <w:snapToGrid w:val="0"/>
+                <w:color w:val="000000"/>
+                <w:sz w:val="16"/>
+                <w:szCs w:val="16"/>
+                <w:lang w:val="en-US" w:eastAsia="zh-CN" w:bidi="ar-SA"/>
+              </w:rPr>
+            </w:pPr>
+            <w:r>
+              <w:rPr>
+                <w:rFonts w:hint="eastAsia" w:ascii="宋体" w:hAnsi="宋体" w:cs="宋体"/>
+                <w:sz w:val="16"/>
+                <w:szCs w:val="16"/>
+                <w:lang w:val="en-US" w:eastAsia="zh-CN"/>
+              </w:rPr>
+              <w:t>0</w:t>
+            </w:r>
+          </w:p>
+        </w:tc>
+        <w:tc>
+          <w:tcPr>
             <w:tcW w:w="1189" w:type="dxa"/>
             <w:tcBorders>
               <w:top w:val="single" w:color="000000" w:sz="4" w:space="0"/>
@@ -11315,6 +12755,49 @@
         </w:tc>
         <w:tc>
           <w:tcPr>
+            <w:tcW w:w="680" w:type="dxa"/>
+            <w:tcBorders>
+              <w:top w:val="single" w:color="000000" w:sz="4" w:space="0"/>
+              <w:left w:val="single" w:color="000000" w:sz="4" w:space="0"/>
+              <w:bottom w:val="single" w:color="000000" w:sz="4" w:space="0"/>
+              <w:right w:val="single" w:color="000000" w:sz="4" w:space="0"/>
+            </w:tcBorders>
+            <w:shd w:val="clear" w:color="auto" w:fill="auto"/>
+            <w:vAlign w:val="center"/>
+          </w:tcPr>
+          <w:p>
+            <w:pPr>
+              <w:keepNext w:val="0"/>
+              <w:keepLines w:val="0"/>
+              <w:pageBreakBefore w:val="0"/>
+              <w:widowControl w:val="0"/>
+              <w:wordWrap/>
+              <w:overflowPunct/>
+              <w:bidi w:val="0"/>
+              <w:jc w:val="center"/>
+              <w:textAlignment w:val="center"/>
+              <w:rPr>
+                <w:rFonts w:hint="eastAsia" w:ascii="宋体" w:hAnsi="宋体" w:eastAsia="宋体" w:cs="宋体"/>
+                <w:snapToGrid w:val="0"/>
+                <w:color w:val="000000"/>
+                <w:sz w:val="16"/>
+                <w:szCs w:val="16"/>
+                <w:lang w:val="en-US" w:eastAsia="zh-CN" w:bidi="ar-SA"/>
+              </w:rPr>
+            </w:pPr>
+            <w:r>
+              <w:rPr>
+                <w:rFonts w:hint="eastAsia" w:ascii="宋体" w:hAnsi="宋体" w:cs="宋体"/>
+                <w:sz w:val="16"/>
+                <w:szCs w:val="16"/>
+                <w:lang w:val="en-US" w:eastAsia="zh-CN"/>
+              </w:rPr>
+              <w:t>0</w:t>
+            </w:r>
+          </w:p>
+        </w:tc>
+        <w:tc>
+          <w:tcPr>
             <w:tcW w:w="1189" w:type="dxa"/>
             <w:tcBorders>
               <w:top w:val="single" w:color="000000" w:sz="4" w:space="0"/>
@@ -11548,6 +13031,49 @@
         </w:tc>
         <w:tc>
           <w:tcPr>
+            <w:tcW w:w="680" w:type="dxa"/>
+            <w:tcBorders>
+              <w:top w:val="single" w:color="000000" w:sz="4" w:space="0"/>
+              <w:left w:val="single" w:color="000000" w:sz="4" w:space="0"/>
+              <w:bottom w:val="single" w:color="000000" w:sz="4" w:space="0"/>
+              <w:right w:val="single" w:color="000000" w:sz="4" w:space="0"/>
+            </w:tcBorders>
+            <w:shd w:val="clear" w:color="auto" w:fill="auto"/>
+            <w:vAlign w:val="center"/>
+          </w:tcPr>
+          <w:p>
+            <w:pPr>
+              <w:keepNext w:val="0"/>
+              <w:keepLines w:val="0"/>
+              <w:pageBreakBefore w:val="0"/>
+              <w:widowControl w:val="0"/>
+              <w:wordWrap/>
+              <w:overflowPunct/>
+              <w:bidi w:val="0"/>
+              <w:jc w:val="center"/>
+              <w:textAlignment w:val="center"/>
+              <w:rPr>
+                <w:rFonts w:hint="eastAsia" w:ascii="宋体" w:hAnsi="宋体" w:eastAsia="宋体" w:cs="宋体"/>
+                <w:snapToGrid w:val="0"/>
+                <w:color w:val="000000"/>
+                <w:sz w:val="16"/>
+                <w:szCs w:val="16"/>
+                <w:lang w:val="en-US" w:eastAsia="zh-CN" w:bidi="ar-SA"/>
+              </w:rPr>
+            </w:pPr>
+            <w:r>
+              <w:rPr>
+                <w:rFonts w:hint="eastAsia" w:ascii="宋体" w:hAnsi="宋体" w:cs="宋体"/>
+                <w:sz w:val="16"/>
+                <w:szCs w:val="16"/>
+                <w:lang w:val="en-US" w:eastAsia="zh-CN"/>
+              </w:rPr>
+              <w:t>0</w:t>
+            </w:r>
+          </w:p>
+        </w:tc>
+        <w:tc>
+          <w:tcPr>
             <w:tcW w:w="1189" w:type="dxa"/>
             <w:tcBorders>
               <w:top w:val="single" w:color="000000" w:sz="4" w:space="0"/>
@@ -11772,6 +13298,49 @@
         </w:tc>
         <w:tc>
           <w:tcPr>
+            <w:tcW w:w="680" w:type="dxa"/>
+            <w:tcBorders>
+              <w:top w:val="single" w:color="000000" w:sz="4" w:space="0"/>
+              <w:left w:val="single" w:color="000000" w:sz="4" w:space="0"/>
+              <w:bottom w:val="single" w:color="000000" w:sz="4" w:space="0"/>
+              <w:right w:val="single" w:color="000000" w:sz="4" w:space="0"/>
+            </w:tcBorders>
+            <w:shd w:val="clear" w:color="auto" w:fill="auto"/>
+            <w:vAlign w:val="center"/>
+          </w:tcPr>
+          <w:p>
+            <w:pPr>
+              <w:keepNext w:val="0"/>
+              <w:keepLines w:val="0"/>
+              <w:pageBreakBefore w:val="0"/>
+              <w:widowControl w:val="0"/>
+              <w:wordWrap/>
+              <w:overflowPunct/>
+              <w:bidi w:val="0"/>
+              <w:jc w:val="center"/>
+              <w:textAlignment w:val="center"/>
+              <w:rPr>
+                <w:rFonts w:hint="eastAsia" w:ascii="宋体" w:hAnsi="宋体" w:eastAsia="宋体" w:cs="宋体"/>
+                <w:snapToGrid w:val="0"/>
+                <w:color w:val="000000"/>
+                <w:sz w:val="16"/>
+                <w:szCs w:val="16"/>
+                <w:lang w:val="en-US" w:eastAsia="zh-CN" w:bidi="ar-SA"/>
+              </w:rPr>
+            </w:pPr>
+            <w:r>
+              <w:rPr>
+                <w:rFonts w:hint="eastAsia" w:ascii="宋体" w:hAnsi="宋体" w:cs="宋体"/>
+                <w:sz w:val="16"/>
+                <w:szCs w:val="16"/>
+                <w:lang w:val="en-US" w:eastAsia="zh-CN"/>
+              </w:rPr>
+              <w:t>0</w:t>
+            </w:r>
+          </w:p>
+        </w:tc>
+        <w:tc>
+          <w:tcPr>
             <w:tcW w:w="1189" w:type="dxa"/>
             <w:tcBorders>
               <w:top w:val="single" w:color="000000" w:sz="4" w:space="0"/>
@@ -11996,6 +13565,49 @@
         </w:tc>
         <w:tc>
           <w:tcPr>
+            <w:tcW w:w="680" w:type="dxa"/>
+            <w:tcBorders>
+              <w:top w:val="single" w:color="000000" w:sz="4" w:space="0"/>
+              <w:left w:val="single" w:color="000000" w:sz="4" w:space="0"/>
+              <w:bottom w:val="single" w:color="000000" w:sz="4" w:space="0"/>
+              <w:right w:val="single" w:color="000000" w:sz="4" w:space="0"/>
+            </w:tcBorders>
+            <w:shd w:val="clear" w:color="auto" w:fill="auto"/>
+            <w:vAlign w:val="center"/>
+          </w:tcPr>
+          <w:p>
+            <w:pPr>
+              <w:keepNext w:val="0"/>
+              <w:keepLines w:val="0"/>
+              <w:pageBreakBefore w:val="0"/>
+              <w:widowControl w:val="0"/>
+              <w:wordWrap/>
+              <w:overflowPunct/>
+              <w:bidi w:val="0"/>
+              <w:jc w:val="center"/>
+              <w:textAlignment w:val="center"/>
+              <w:rPr>
+                <w:rFonts w:hint="eastAsia" w:ascii="宋体" w:hAnsi="宋体" w:eastAsia="宋体" w:cs="宋体"/>
+                <w:snapToGrid w:val="0"/>
+                <w:color w:val="000000"/>
+                <w:sz w:val="16"/>
+                <w:szCs w:val="16"/>
+                <w:lang w:val="en-US" w:eastAsia="zh-CN" w:bidi="ar-SA"/>
+              </w:rPr>
+            </w:pPr>
+            <w:r>
+              <w:rPr>
+                <w:rFonts w:hint="eastAsia" w:ascii="宋体" w:hAnsi="宋体" w:cs="宋体"/>
+                <w:sz w:val="16"/>
+                <w:szCs w:val="16"/>
+                <w:lang w:val="en-US" w:eastAsia="zh-CN"/>
+              </w:rPr>
+              <w:t>0</w:t>
+            </w:r>
+          </w:p>
+        </w:tc>
+        <w:tc>
+          <w:tcPr>
             <w:tcW w:w="1189" w:type="dxa"/>
             <w:tcBorders>
               <w:top w:val="single" w:color="000000" w:sz="4" w:space="0"/>
@@ -12377,7 +13989,7 @@
     <w:tbl>
       <w:tblPr>
         <w:tblStyle w:val="27"/>
-        <w:tblW w:w="8215" w:type="dxa"/>
+        <w:tblW w:w="9139" w:type="dxa"/>
         <w:tblInd w:w="0" w:type="dxa"/>
         <w:tblBorders>
           <w:top w:val="single" w:color="000000" w:sz="2" w:space="0"/>
@@ -12397,9 +14009,10 @@
       </w:tblPr>
       <w:tblGrid>
         <w:gridCol w:w="897"/>
-        <w:gridCol w:w="1030"/>
-        <w:gridCol w:w="1032"/>
+        <w:gridCol w:w="1129"/>
+        <w:gridCol w:w="933"/>
         <w:gridCol w:w="2988"/>
+        <w:gridCol w:w="924"/>
         <w:gridCol w:w="1140"/>
         <w:gridCol w:w="1128"/>
       </w:tblGrid>
@@ -12421,11 +14034,12 @@
           </w:tblCellMar>
         </w:tblPrEx>
         <w:trPr>
-          <w:trHeight w:val="552" w:hRule="atLeast"/>
+          <w:trHeight w:val="550" w:hRule="atLeast"/>
         </w:trPr>
         <w:tc>
           <w:tcPr>
             <w:tcW w:w="897" w:type="dxa"/>
+            <w:vAlign w:val="center"/>
           </w:tcPr>
           <w:p>
             <w:pPr>
@@ -12439,7 +14053,8 @@
         </w:tc>
         <w:tc>
           <w:tcPr>
-            <w:tcW w:w="1030" w:type="dxa"/>
+            <w:tcW w:w="1129" w:type="dxa"/>
+            <w:vAlign w:val="center"/>
           </w:tcPr>
           <w:p>
             <w:pPr>
@@ -12453,11 +14068,13 @@
         </w:tc>
         <w:tc>
           <w:tcPr>
-            <w:tcW w:w="1032" w:type="dxa"/>
-          </w:tcPr>
-          <w:p>
-            <w:pPr>
-              <w:widowControl w:val="0"/>
+            <w:tcW w:w="933" w:type="dxa"/>
+            <w:vAlign w:val="center"/>
+          </w:tcPr>
+          <w:p>
+            <w:pPr>
+              <w:widowControl w:val="0"/>
+              <w:jc w:val="center"/>
             </w:pPr>
             <w:r>
               <w:t>到岗人数</w:t>
@@ -12467,6 +14084,7 @@
         <w:tc>
           <w:tcPr>
             <w:tcW w:w="2988" w:type="dxa"/>
+            <w:vAlign w:val="center"/>
           </w:tcPr>
           <w:p>
             <w:pPr>
@@ -12480,7 +14098,32 @@
         </w:tc>
         <w:tc>
           <w:tcPr>
+            <w:tcW w:w="924" w:type="dxa"/>
+            <w:shd w:val="clear"/>
+            <w:vAlign w:val="center"/>
+          </w:tcPr>
+          <w:p>
+            <w:pPr>
+              <w:widowControl w:val="0"/>
+              <w:jc w:val="center"/>
+              <w:rPr>
+                <w:rFonts w:hint="eastAsia"/>
+                <w:lang w:val="en-US" w:eastAsia="zh-CN"/>
+              </w:rPr>
+            </w:pPr>
+            <w:r>
+              <w:rPr>
+                <w:rFonts w:hint="eastAsia"/>
+                <w:lang w:val="en-US" w:eastAsia="zh-CN"/>
+              </w:rPr>
+              <w:t>招聘费用</w:t>
+            </w:r>
+          </w:p>
+        </w:tc>
+        <w:tc>
+          <w:tcPr>
             <w:tcW w:w="1140" w:type="dxa"/>
+            <w:vAlign w:val="center"/>
           </w:tcPr>
           <w:p>
             <w:pPr>
@@ -12502,6 +14145,7 @@
         <w:tc>
           <w:tcPr>
             <w:tcW w:w="1128" w:type="dxa"/>
+            <w:vAlign w:val="center"/>
           </w:tcPr>
           <w:p>
             <w:pPr>
@@ -12557,7 +14201,7 @@
         </w:tc>
         <w:tc>
           <w:tcPr>
-            <w:tcW w:w="1030" w:type="dxa"/>
+            <w:tcW w:w="1129" w:type="dxa"/>
           </w:tcPr>
           <w:p>
             <w:pPr>
@@ -12570,7 +14214,7 @@
         </w:tc>
         <w:tc>
           <w:tcPr>
-            <w:tcW w:w="1032" w:type="dxa"/>
+            <w:tcW w:w="933" w:type="dxa"/>
           </w:tcPr>
           <w:p>
             <w:pPr>
@@ -12612,6 +14256,29 @@
                 <w:lang w:eastAsia="zh-CN"/>
               </w:rPr>
               <w:t>能独立处理应用软件运维故障</w:t>
+            </w:r>
+          </w:p>
+        </w:tc>
+        <w:tc>
+          <w:tcPr>
+            <w:tcW w:w="924" w:type="dxa"/>
+            <w:shd w:val="clear"/>
+            <w:vAlign w:val="center"/>
+          </w:tcPr>
+          <w:p>
+            <w:pPr>
+              <w:widowControl w:val="0"/>
+              <w:rPr>
+                <w:rFonts w:hint="default"/>
+                <w:lang w:val="en-US" w:eastAsia="zh-CN"/>
+              </w:rPr>
+            </w:pPr>
+            <w:r>
+              <w:rPr>
+                <w:rFonts w:hint="eastAsia"/>
+                <w:lang w:val="en-US" w:eastAsia="zh-CN"/>
+              </w:rPr>
+              <w:t>1000</w:t>
             </w:r>
           </w:p>
         </w:tc>
@@ -12697,7 +14364,7 @@
         </w:tc>
         <w:tc>
           <w:tcPr>
-            <w:tcW w:w="1030" w:type="dxa"/>
+            <w:tcW w:w="1129" w:type="dxa"/>
           </w:tcPr>
           <w:p>
             <w:pPr>
@@ -12710,7 +14377,7 @@
         </w:tc>
         <w:tc>
           <w:tcPr>
-            <w:tcW w:w="1032" w:type="dxa"/>
+            <w:tcW w:w="933" w:type="dxa"/>
           </w:tcPr>
           <w:p>
             <w:pPr>
@@ -12752,6 +14419,29 @@
                 <w:lang w:eastAsia="zh-CN"/>
               </w:rPr>
               <w:t>能独立处理应用软件开发故障</w:t>
+            </w:r>
+          </w:p>
+        </w:tc>
+        <w:tc>
+          <w:tcPr>
+            <w:tcW w:w="924" w:type="dxa"/>
+            <w:shd w:val="clear"/>
+            <w:vAlign w:val="center"/>
+          </w:tcPr>
+          <w:p>
+            <w:pPr>
+              <w:widowControl w:val="0"/>
+              <w:rPr>
+                <w:rFonts w:hint="default"/>
+                <w:lang w:val="en-US" w:eastAsia="zh-CN"/>
+              </w:rPr>
+            </w:pPr>
+            <w:r>
+              <w:rPr>
+                <w:rFonts w:hint="eastAsia"/>
+                <w:lang w:val="en-US" w:eastAsia="zh-CN"/>
+              </w:rPr>
+              <w:t>1000</w:t>
             </w:r>
           </w:p>
         </w:tc>
@@ -13711,6 +15401,9 @@
         <w:pStyle w:val="30"/>
         <w:widowControl w:val="0"/>
         <w:ind w:firstLine="480"/>
+        <w:rPr>
+          <w:rFonts w:hint="eastAsia"/>
+        </w:rPr>
       </w:pPr>
       <w:r>
         <w:rPr>
@@ -13730,6 +15423,97 @@
       </w:r>
       <w:bookmarkStart w:id="14" w:name="bookmark3"/>
       <w:bookmarkEnd w:id="14"/>
+    </w:p>
+    <w:p>
+      <w:pPr>
+        <w:pStyle w:val="31"/>
+        <w:bidi w:val="0"/>
+        <w:rPr>
+          <w:rFonts w:hint="eastAsia"/>
+          <w:lang w:val="en-US" w:eastAsia="zh-CN"/>
+        </w:rPr>
+      </w:pPr>
+      <w:r>
+        <w:rPr>
+          <w:rFonts w:hint="eastAsia"/>
+          <w:lang w:val="en-US" w:eastAsia="zh-CN"/>
+        </w:rPr>
+        <w:t>人员费用使用情况</w:t>
+      </w:r>
+    </w:p>
+    <w:p>
+      <w:pPr>
+        <w:pStyle w:val="30"/>
+        <w:widowControl w:val="0"/>
+        <w:ind w:firstLine="480"/>
+        <w:rPr>
+          <w:rFonts w:hint="default"/>
+          <w:lang w:val="en-US" w:eastAsia="zh-CN"/>
+        </w:rPr>
+      </w:pPr>
+      <w:r>
+        <w:rPr>
+          <w:rFonts w:hint="default"/>
+          <w:lang w:val="en-US" w:eastAsia="zh-CN"/>
+        </w:rPr>
+        <w:t>截至2026年4月底，本年度人员管理费用已按计划全部使用完毕，总金额为12,000元，具体如下：</w:t>
+      </w:r>
+    </w:p>
+    <w:p>
+      <w:pPr>
+        <w:pStyle w:val="30"/>
+        <w:widowControl w:val="0"/>
+        <w:ind w:firstLine="480"/>
+        <w:rPr>
+          <w:rFonts w:hint="default"/>
+          <w:lang w:val="en-US" w:eastAsia="zh-CN"/>
+        </w:rPr>
+      </w:pPr>
+      <w:r>
+        <w:rPr>
+          <w:rFonts w:hint="default"/>
+          <w:lang w:val="en-US" w:eastAsia="zh-CN"/>
+        </w:rPr>
+        <w:t>培训费用共计10,000元，用于2025年7月举办的ITSS标准理解与应用培训（5,000元）及2025年12月举办的项目经理技能培训（5,000元），主要支出为外聘讲师课时费、培训教材费及场地费。两场培训均按计划完成，费用使用合理。</w:t>
+      </w:r>
+    </w:p>
+    <w:p>
+      <w:pPr>
+        <w:pStyle w:val="30"/>
+        <w:widowControl w:val="0"/>
+        <w:ind w:firstLine="480"/>
+        <w:rPr>
+          <w:rFonts w:hint="default"/>
+          <w:lang w:val="en-US" w:eastAsia="zh-CN"/>
+        </w:rPr>
+      </w:pPr>
+      <w:r>
+        <w:rPr>
+          <w:rFonts w:hint="default"/>
+          <w:lang w:val="en-US" w:eastAsia="zh-CN"/>
+        </w:rPr>
+        <w:t>招聘费用共计2,000元，用于软件运维工程师（1,000元）及研发工程师（1,000元）的招聘工作，主要支出为招聘平台会员费、简历下载费及面试组织费。两名人员均已按时到岗，招聘费用执行率为100%。</w:t>
+      </w:r>
+    </w:p>
+    <w:p>
+      <w:pPr>
+        <w:pStyle w:val="30"/>
+        <w:widowControl w:val="0"/>
+        <w:ind w:firstLine="480"/>
+        <w:rPr>
+          <w:rFonts w:hint="default"/>
+          <w:lang w:val="en-US" w:eastAsia="zh-CN"/>
+        </w:rPr>
+      </w:pPr>
+      <w:r>
+        <w:rPr>
+          <w:rFonts w:hint="default"/>
+          <w:lang w:val="en-US" w:eastAsia="zh-CN"/>
+        </w:rPr>
+        <w:t>综上，年度人员管理费用预算执行率为100%，各项支出符合计划要求，有效支撑了人员管理工作的顺利开展。</w:t>
+      </w:r>
+      <w:bookmarkStart w:id="15" w:name="_GoBack"/>
+      <w:bookmarkEnd w:id="15"/>
     </w:p>
     <w:sectPr>
       <w:headerReference r:id="rId5" w:type="default"/>

--- a/5-人员管理/运行记录类文件/050202-人员管理总结报告（截止2026年4月）.docx
+++ b/5-人员管理/运行记录类文件/050202-人员管理总结报告（截止2026年4月）.docx
@@ -126,7 +126,7 @@
           <w:lang w:eastAsia="zh-CN"/>
         </w:rPr>
       </w:pPr>
-      <w:bookmarkStart w:id="0" w:name="_Toc6225"/>
+      <w:bookmarkStart w:id="0" w:name="_Toc23773"/>
       <w:r>
         <w:rPr>
           <w:lang w:eastAsia="zh-CN"/>
@@ -144,7 +144,7 @@
           <w:rFonts w:hint="eastAsia"/>
         </w:rPr>
       </w:pPr>
-      <w:bookmarkStart w:id="1" w:name="_Toc2354"/>
+      <w:bookmarkStart w:id="1" w:name="_Toc751"/>
       <w:r>
         <w:rPr>
           <w:rFonts w:hint="eastAsia"/>
@@ -1578,6 +1578,8 @@
               <w:tab w:val="right" w:leader="dot" w:pos="8306"/>
             </w:tabs>
           </w:pPr>
+          <w:bookmarkStart w:id="16" w:name="_GoBack"/>
+          <w:bookmarkEnd w:id="16"/>
           <w:r>
             <w:rPr>
               <w:rFonts w:hint="eastAsia" w:ascii="宋体" w:hAnsi="宋体" w:eastAsia="宋体" w:cs="宋体"/>
@@ -1611,7 +1613,7 @@
               <w:rFonts w:hint="eastAsia" w:ascii="宋体" w:hAnsi="宋体" w:eastAsia="宋体" w:cs="宋体"/>
               <w:szCs w:val="24"/>
             </w:rPr>
-            <w:instrText xml:space="preserve"> HYPERLINK \l _Toc6225 </w:instrText>
+            <w:instrText xml:space="preserve"> HYPERLINK \l _Toc23773 </w:instrText>
           </w:r>
           <w:r>
             <w:rPr>
@@ -1633,7 +1635,7 @@
             <w:fldChar w:fldCharType="begin"/>
           </w:r>
           <w:r>
-            <w:instrText xml:space="preserve"> PAGEREF _Toc6225 \h </w:instrText>
+            <w:instrText xml:space="preserve"> PAGEREF _Toc23773 \h </w:instrText>
           </w:r>
           <w:r>
             <w:fldChar w:fldCharType="separate"/>
@@ -1671,7 +1673,7 @@
               <w:rFonts w:hint="eastAsia" w:ascii="宋体" w:hAnsi="宋体" w:cs="宋体"/>
               <w:szCs w:val="24"/>
             </w:rPr>
-            <w:instrText xml:space="preserve"> HYPERLINK \l _Toc2354 </w:instrText>
+            <w:instrText xml:space="preserve"> HYPERLINK \l _Toc751 </w:instrText>
           </w:r>
           <w:r>
             <w:rPr>
@@ -1694,7 +1696,7 @@
             <w:fldChar w:fldCharType="begin"/>
           </w:r>
           <w:r>
-            <w:instrText xml:space="preserve"> PAGEREF _Toc2354 \h </w:instrText>
+            <w:instrText xml:space="preserve"> PAGEREF _Toc751 \h </w:instrText>
           </w:r>
           <w:r>
             <w:fldChar w:fldCharType="separate"/>
@@ -1732,7 +1734,7 @@
               <w:rFonts w:hint="eastAsia" w:ascii="宋体" w:hAnsi="宋体" w:cs="宋体"/>
               <w:szCs w:val="24"/>
             </w:rPr>
-            <w:instrText xml:space="preserve"> HYPERLINK \l _Toc6004 </w:instrText>
+            <w:instrText xml:space="preserve"> HYPERLINK \l _Toc8211 </w:instrText>
           </w:r>
           <w:r>
             <w:rPr>
@@ -1761,7 +1763,7 @@
             <w:fldChar w:fldCharType="begin"/>
           </w:r>
           <w:r>
-            <w:instrText xml:space="preserve"> PAGEREF _Toc6004 \h </w:instrText>
+            <w:instrText xml:space="preserve"> PAGEREF _Toc8211 \h </w:instrText>
           </w:r>
           <w:r>
             <w:fldChar w:fldCharType="separate"/>
@@ -1799,7 +1801,7 @@
               <w:rFonts w:hint="eastAsia" w:ascii="宋体" w:hAnsi="宋体" w:cs="宋体"/>
               <w:szCs w:val="24"/>
             </w:rPr>
-            <w:instrText xml:space="preserve"> HYPERLINK \l _Toc19052 </w:instrText>
+            <w:instrText xml:space="preserve"> HYPERLINK \l _Toc27404 </w:instrText>
           </w:r>
           <w:r>
             <w:rPr>
@@ -1829,7 +1831,7 @@
             <w:fldChar w:fldCharType="begin"/>
           </w:r>
           <w:r>
-            <w:instrText xml:space="preserve"> PAGEREF _Toc19052 \h </w:instrText>
+            <w:instrText xml:space="preserve"> PAGEREF _Toc27404 \h </w:instrText>
           </w:r>
           <w:r>
             <w:fldChar w:fldCharType="separate"/>
@@ -1867,7 +1869,7 @@
               <w:rFonts w:hint="eastAsia" w:ascii="宋体" w:hAnsi="宋体" w:cs="宋体"/>
               <w:szCs w:val="24"/>
             </w:rPr>
-            <w:instrText xml:space="preserve"> HYPERLINK \l _Toc22261 </w:instrText>
+            <w:instrText xml:space="preserve"> HYPERLINK \l _Toc29093 </w:instrText>
           </w:r>
           <w:r>
             <w:rPr>
@@ -1896,7 +1898,7 @@
             <w:fldChar w:fldCharType="begin"/>
           </w:r>
           <w:r>
-            <w:instrText xml:space="preserve"> PAGEREF _Toc22261 \h </w:instrText>
+            <w:instrText xml:space="preserve"> PAGEREF _Toc29093 \h </w:instrText>
           </w:r>
           <w:r>
             <w:fldChar w:fldCharType="separate"/>
@@ -1934,7 +1936,7 @@
               <w:rFonts w:hint="eastAsia" w:ascii="宋体" w:hAnsi="宋体" w:cs="宋体"/>
               <w:szCs w:val="24"/>
             </w:rPr>
-            <w:instrText xml:space="preserve"> HYPERLINK \l _Toc17658 </w:instrText>
+            <w:instrText xml:space="preserve"> HYPERLINK \l _Toc31550 </w:instrText>
           </w:r>
           <w:r>
             <w:rPr>
@@ -1959,7 +1961,7 @@
             <w:fldChar w:fldCharType="begin"/>
           </w:r>
           <w:r>
-            <w:instrText xml:space="preserve"> PAGEREF _Toc17658 \h </w:instrText>
+            <w:instrText xml:space="preserve"> PAGEREF _Toc31550 \h </w:instrText>
           </w:r>
           <w:r>
             <w:fldChar w:fldCharType="separate"/>
@@ -1997,7 +1999,7 @@
               <w:rFonts w:hint="eastAsia" w:ascii="宋体" w:hAnsi="宋体" w:cs="宋体"/>
               <w:szCs w:val="24"/>
             </w:rPr>
-            <w:instrText xml:space="preserve"> HYPERLINK \l _Toc29758 </w:instrText>
+            <w:instrText xml:space="preserve"> HYPERLINK \l _Toc19063 </w:instrText>
           </w:r>
           <w:r>
             <w:rPr>
@@ -2027,7 +2029,7 @@
             <w:fldChar w:fldCharType="begin"/>
           </w:r>
           <w:r>
-            <w:instrText xml:space="preserve"> PAGEREF _Toc29758 \h </w:instrText>
+            <w:instrText xml:space="preserve"> PAGEREF _Toc19063 \h </w:instrText>
           </w:r>
           <w:r>
             <w:fldChar w:fldCharType="separate"/>
@@ -2065,7 +2067,7 @@
               <w:rFonts w:hint="eastAsia" w:ascii="宋体" w:hAnsi="宋体" w:cs="宋体"/>
               <w:szCs w:val="24"/>
             </w:rPr>
-            <w:instrText xml:space="preserve"> HYPERLINK \l _Toc7659 </w:instrText>
+            <w:instrText xml:space="preserve"> HYPERLINK \l _Toc3114 </w:instrText>
           </w:r>
           <w:r>
             <w:rPr>
@@ -2095,7 +2097,7 @@
             <w:fldChar w:fldCharType="begin"/>
           </w:r>
           <w:r>
-            <w:instrText xml:space="preserve"> PAGEREF _Toc7659 \h </w:instrText>
+            <w:instrText xml:space="preserve"> PAGEREF _Toc3114 \h </w:instrText>
           </w:r>
           <w:r>
             <w:fldChar w:fldCharType="separate"/>
@@ -2133,7 +2135,7 @@
               <w:rFonts w:hint="eastAsia" w:ascii="宋体" w:hAnsi="宋体" w:cs="宋体"/>
               <w:szCs w:val="24"/>
             </w:rPr>
-            <w:instrText xml:space="preserve"> HYPERLINK \l _Toc20520 </w:instrText>
+            <w:instrText xml:space="preserve"> HYPERLINK \l _Toc7849 </w:instrText>
           </w:r>
           <w:r>
             <w:rPr>
@@ -2154,7 +2156,21 @@
               <w:rFonts w:hint="eastAsia"/>
               <w:lang w:eastAsia="zh-CN"/>
             </w:rPr>
-            <w:t>人员技能评定完成情况</w:t>
+            <w:t>人员</w:t>
+          </w:r>
+          <w:r>
+            <w:rPr>
+              <w:rFonts w:hint="eastAsia"/>
+              <w:lang w:val="en-US" w:eastAsia="zh-CN"/>
+            </w:rPr>
+            <w:t>能力评价</w:t>
+          </w:r>
+          <w:r>
+            <w:rPr>
+              <w:rFonts w:hint="eastAsia"/>
+              <w:lang w:eastAsia="zh-CN"/>
+            </w:rPr>
+            <w:t>完成情况</w:t>
           </w:r>
           <w:r>
             <w:tab/>
@@ -2163,7 +2179,7 @@
             <w:fldChar w:fldCharType="begin"/>
           </w:r>
           <w:r>
-            <w:instrText xml:space="preserve"> PAGEREF _Toc20520 \h </w:instrText>
+            <w:instrText xml:space="preserve"> PAGEREF _Toc7849 \h </w:instrText>
           </w:r>
           <w:r>
             <w:fldChar w:fldCharType="separate"/>
@@ -2201,7 +2217,7 @@
               <w:rFonts w:hint="eastAsia" w:ascii="宋体" w:hAnsi="宋体" w:cs="宋体"/>
               <w:szCs w:val="24"/>
             </w:rPr>
-            <w:instrText xml:space="preserve"> HYPERLINK \l _Toc27287 </w:instrText>
+            <w:instrText xml:space="preserve"> HYPERLINK \l _Toc28503 </w:instrText>
           </w:r>
           <w:r>
             <w:rPr>
@@ -2231,7 +2247,7 @@
             <w:fldChar w:fldCharType="begin"/>
           </w:r>
           <w:r>
-            <w:instrText xml:space="preserve"> PAGEREF _Toc27287 \h </w:instrText>
+            <w:instrText xml:space="preserve"> PAGEREF _Toc28503 \h </w:instrText>
           </w:r>
           <w:r>
             <w:fldChar w:fldCharType="separate"/>
@@ -2269,7 +2285,7 @@
               <w:rFonts w:hint="eastAsia" w:ascii="宋体" w:hAnsi="宋体" w:cs="宋体"/>
               <w:szCs w:val="24"/>
             </w:rPr>
-            <w:instrText xml:space="preserve"> HYPERLINK \l _Toc2820 </w:instrText>
+            <w:instrText xml:space="preserve"> HYPERLINK \l _Toc30716 </w:instrText>
           </w:r>
           <w:r>
             <w:rPr>
@@ -2299,7 +2315,7 @@
             <w:fldChar w:fldCharType="begin"/>
           </w:r>
           <w:r>
-            <w:instrText xml:space="preserve"> PAGEREF _Toc2820 \h </w:instrText>
+            <w:instrText xml:space="preserve"> PAGEREF _Toc30716 \h </w:instrText>
           </w:r>
           <w:r>
             <w:fldChar w:fldCharType="separate"/>
@@ -2337,7 +2353,7 @@
               <w:rFonts w:hint="eastAsia" w:ascii="宋体" w:hAnsi="宋体" w:cs="宋体"/>
               <w:szCs w:val="24"/>
             </w:rPr>
-            <w:instrText xml:space="preserve"> HYPERLINK \l _Toc4351 </w:instrText>
+            <w:instrText xml:space="preserve"> HYPERLINK \l _Toc29807 </w:instrText>
           </w:r>
           <w:r>
             <w:rPr>
@@ -2367,7 +2383,7 @@
             <w:fldChar w:fldCharType="begin"/>
           </w:r>
           <w:r>
-            <w:instrText xml:space="preserve"> PAGEREF _Toc4351 \h </w:instrText>
+            <w:instrText xml:space="preserve"> PAGEREF _Toc29807 \h </w:instrText>
           </w:r>
           <w:r>
             <w:fldChar w:fldCharType="separate"/>
@@ -2405,7 +2421,7 @@
               <w:rFonts w:hint="eastAsia" w:ascii="宋体" w:hAnsi="宋体" w:cs="宋体"/>
               <w:szCs w:val="24"/>
             </w:rPr>
-            <w:instrText xml:space="preserve"> HYPERLINK \l _Toc26111 </w:instrText>
+            <w:instrText xml:space="preserve"> HYPERLINK \l _Toc26781 </w:instrText>
           </w:r>
           <w:r>
             <w:rPr>
@@ -2435,7 +2451,7 @@
             <w:fldChar w:fldCharType="begin"/>
           </w:r>
           <w:r>
-            <w:instrText xml:space="preserve"> PAGEREF _Toc26111 \h </w:instrText>
+            <w:instrText xml:space="preserve"> PAGEREF _Toc26781 \h </w:instrText>
           </w:r>
           <w:r>
             <w:fldChar w:fldCharType="separate"/>
@@ -2473,7 +2489,7 @@
               <w:rFonts w:hint="eastAsia" w:ascii="宋体" w:hAnsi="宋体" w:cs="宋体"/>
               <w:szCs w:val="24"/>
             </w:rPr>
-            <w:instrText xml:space="preserve"> HYPERLINK \l _Toc7193 </w:instrText>
+            <w:instrText xml:space="preserve"> HYPERLINK \l _Toc2419 </w:instrText>
           </w:r>
           <w:r>
             <w:rPr>
@@ -2503,7 +2519,75 @@
             <w:fldChar w:fldCharType="begin"/>
           </w:r>
           <w:r>
-            <w:instrText xml:space="preserve"> PAGEREF _Toc7193 \h </w:instrText>
+            <w:instrText xml:space="preserve"> PAGEREF _Toc2419 \h </w:instrText>
+          </w:r>
+          <w:r>
+            <w:fldChar w:fldCharType="separate"/>
+          </w:r>
+          <w:r>
+            <w:t>8</w:t>
+          </w:r>
+          <w:r>
+            <w:fldChar w:fldCharType="end"/>
+          </w:r>
+          <w:r>
+            <w:rPr>
+              <w:rFonts w:hint="eastAsia" w:ascii="宋体" w:hAnsi="宋体" w:cs="宋体"/>
+              <w:szCs w:val="24"/>
+            </w:rPr>
+            <w:fldChar w:fldCharType="end"/>
+          </w:r>
+        </w:p>
+        <w:p>
+          <w:pPr>
+            <w:pStyle w:val="17"/>
+            <w:tabs>
+              <w:tab w:val="right" w:leader="dot" w:pos="8306"/>
+            </w:tabs>
+          </w:pPr>
+          <w:r>
+            <w:rPr>
+              <w:rFonts w:hint="eastAsia" w:ascii="宋体" w:hAnsi="宋体" w:cs="宋体"/>
+              <w:szCs w:val="24"/>
+            </w:rPr>
+            <w:fldChar w:fldCharType="begin"/>
+          </w:r>
+          <w:r>
+            <w:rPr>
+              <w:rFonts w:hint="eastAsia" w:ascii="宋体" w:hAnsi="宋体" w:cs="宋体"/>
+              <w:szCs w:val="24"/>
+            </w:rPr>
+            <w:instrText xml:space="preserve"> HYPERLINK \l _Toc16642 </w:instrText>
+          </w:r>
+          <w:r>
+            <w:rPr>
+              <w:rFonts w:hint="eastAsia" w:ascii="宋体" w:hAnsi="宋体" w:cs="宋体"/>
+              <w:szCs w:val="24"/>
+            </w:rPr>
+            <w:fldChar w:fldCharType="separate"/>
+          </w:r>
+          <w:r>
+            <w:rPr>
+              <w:rFonts w:hint="default"/>
+              <w:lang w:val="en-US" w:eastAsia="zh-CN"/>
+            </w:rPr>
+            <w:t xml:space="preserve">3.8. </w:t>
+          </w:r>
+          <w:r>
+            <w:rPr>
+              <w:rFonts w:hint="eastAsia"/>
+              <w:lang w:val="en-US" w:eastAsia="zh-CN"/>
+            </w:rPr>
+            <w:t>人员费用使用情况</w:t>
+          </w:r>
+          <w:r>
+            <w:tab/>
+          </w:r>
+          <w:r>
+            <w:fldChar w:fldCharType="begin"/>
+          </w:r>
+          <w:r>
+            <w:instrText xml:space="preserve"> PAGEREF _Toc16642 \h </w:instrText>
           </w:r>
           <w:r>
             <w:fldChar w:fldCharType="separate"/>
@@ -2561,7 +2645,7 @@
         <w:keepLines w:val="0"/>
         <w:widowControl w:val="0"/>
       </w:pPr>
-      <w:bookmarkStart w:id="2" w:name="_Toc6004"/>
+      <w:bookmarkStart w:id="2" w:name="_Toc8211"/>
       <w:r>
         <w:rPr>
           <w:rFonts w:hint="eastAsia"/>
@@ -2627,7 +2711,7 @@
           <w:lang w:eastAsia="zh-CN"/>
         </w:rPr>
       </w:pPr>
-      <w:bookmarkStart w:id="3" w:name="_Toc19052"/>
+      <w:bookmarkStart w:id="3" w:name="_Toc27404"/>
       <w:r>
         <w:rPr>
           <w:rFonts w:hint="eastAsia"/>
@@ -2643,7 +2727,7 @@
         <w:keepLines w:val="0"/>
         <w:widowControl w:val="0"/>
       </w:pPr>
-      <w:bookmarkStart w:id="4" w:name="_Toc22261"/>
+      <w:bookmarkStart w:id="4" w:name="_Toc29093"/>
       <w:r>
         <w:rPr>
           <w:rFonts w:hint="eastAsia"/>
@@ -2669,7 +2753,7 @@
         <w:keepLines w:val="0"/>
         <w:widowControl w:val="0"/>
       </w:pPr>
-      <w:bookmarkStart w:id="5" w:name="_Toc17658"/>
+      <w:bookmarkStart w:id="5" w:name="_Toc31550"/>
       <w:r>
         <w:t>运维部</w:t>
       </w:r>
@@ -2703,7 +2787,7 @@
           <w:lang w:eastAsia="zh-CN"/>
         </w:rPr>
       </w:pPr>
-      <w:bookmarkStart w:id="6" w:name="_Toc29758"/>
+      <w:bookmarkStart w:id="6" w:name="_Toc19063"/>
       <w:r>
         <w:rPr>
           <w:rFonts w:hint="eastAsia"/>
@@ -2722,7 +2806,7 @@
           <w:lang w:eastAsia="zh-CN"/>
         </w:rPr>
       </w:pPr>
-      <w:bookmarkStart w:id="7" w:name="_Toc7659"/>
+      <w:bookmarkStart w:id="7" w:name="_Toc3114"/>
       <w:r>
         <w:rPr>
           <w:rFonts w:hint="eastAsia"/>
@@ -3389,7 +3473,7 @@
           <w:lang w:eastAsia="zh-CN"/>
         </w:rPr>
       </w:pPr>
-      <w:bookmarkStart w:id="8" w:name="_Toc20520"/>
+      <w:bookmarkStart w:id="8" w:name="_Toc7849"/>
       <w:r>
         <w:rPr>
           <w:rFonts w:hint="eastAsia"/>
@@ -3458,7 +3542,7 @@
           <w:lang w:eastAsia="zh-CN"/>
         </w:rPr>
       </w:pPr>
-      <w:bookmarkStart w:id="9" w:name="_Toc27287"/>
+      <w:bookmarkStart w:id="9" w:name="_Toc28503"/>
       <w:r>
         <w:rPr>
           <w:rFonts w:hint="eastAsia"/>
@@ -4310,25 +4394,17 @@
                 <w:rFonts w:hint="eastAsia" w:ascii="宋体" w:hAnsi="宋体" w:cs="宋体"/>
                 <w:sz w:val="16"/>
                 <w:szCs w:val="16"/>
-              </w:rPr>
-            </w:pPr>
-            <w:r>
-              <w:rPr>
-                <w:rFonts w:hint="eastAsia" w:ascii="宋体" w:hAnsi="宋体" w:cs="宋体"/>
-                <w:sz w:val="16"/>
-                <w:szCs w:val="16"/>
-                <w:lang w:eastAsia="zh-CN"/>
-              </w:rPr>
-              <w:t>运维</w:t>
-            </w:r>
-            <w:r>
-              <w:rPr>
-                <w:rFonts w:hint="eastAsia" w:ascii="宋体" w:hAnsi="宋体" w:cs="宋体"/>
-                <w:sz w:val="16"/>
-                <w:szCs w:val="16"/>
                 <w:lang w:val="en-US" w:eastAsia="zh-CN"/>
               </w:rPr>
-              <w:t>工具使用指南</w:t>
+            </w:pPr>
+            <w:r>
+              <w:rPr>
+                <w:rFonts w:hint="eastAsia" w:ascii="宋体" w:hAnsi="宋体" w:cs="宋体"/>
+                <w:sz w:val="16"/>
+                <w:szCs w:val="16"/>
+                <w:lang w:eastAsia="zh-CN"/>
+              </w:rPr>
+              <w:t>硬件运维服务技能</w:t>
             </w:r>
           </w:p>
         </w:tc>
@@ -7584,7 +7660,16 @@
                 <w:szCs w:val="16"/>
                 <w:lang w:eastAsia="zh-CN"/>
               </w:rPr>
-              <w:t>硬件运维服务技能</w:t>
+              <w:t>运维</w:t>
+            </w:r>
+            <w:r>
+              <w:rPr>
+                <w:rFonts w:hint="eastAsia" w:ascii="宋体" w:hAnsi="宋体" w:cs="宋体"/>
+                <w:sz w:val="16"/>
+                <w:szCs w:val="16"/>
+                <w:lang w:val="en-US" w:eastAsia="zh-CN"/>
+              </w:rPr>
+              <w:t>工具使用指南</w:t>
             </w:r>
           </w:p>
         </w:tc>
@@ -13693,7 +13778,7 @@
           <w:lang w:eastAsia="zh-CN"/>
         </w:rPr>
       </w:pPr>
-      <w:bookmarkStart w:id="10" w:name="_Toc2820"/>
+      <w:bookmarkStart w:id="10" w:name="_Toc30716"/>
       <w:r>
         <w:rPr>
           <w:rFonts w:hint="eastAsia"/>
@@ -14099,7 +14184,7 @@
         <w:tc>
           <w:tcPr>
             <w:tcW w:w="924" w:type="dxa"/>
-            <w:shd w:val="clear"/>
+            <w:shd w:val="clear" w:color="auto" w:fill="auto"/>
             <w:vAlign w:val="center"/>
           </w:tcPr>
           <w:p>
@@ -14262,7 +14347,7 @@
         <w:tc>
           <w:tcPr>
             <w:tcW w:w="924" w:type="dxa"/>
-            <w:shd w:val="clear"/>
+            <w:shd w:val="clear" w:color="auto" w:fill="auto"/>
             <w:vAlign w:val="center"/>
           </w:tcPr>
           <w:p>
@@ -14425,7 +14510,7 @@
         <w:tc>
           <w:tcPr>
             <w:tcW w:w="924" w:type="dxa"/>
-            <w:shd w:val="clear"/>
+            <w:shd w:val="clear" w:color="auto" w:fill="auto"/>
             <w:vAlign w:val="center"/>
           </w:tcPr>
           <w:p>
@@ -14511,7 +14596,7 @@
           <w:lang w:eastAsia="zh-CN"/>
         </w:rPr>
       </w:pPr>
-      <w:bookmarkStart w:id="11" w:name="_Toc4351"/>
+      <w:bookmarkStart w:id="11" w:name="_Toc29807"/>
       <w:r>
         <w:rPr>
           <w:rFonts w:hint="eastAsia"/>
@@ -15314,7 +15399,7 @@
           <w:lang w:eastAsia="zh-CN"/>
         </w:rPr>
       </w:pPr>
-      <w:bookmarkStart w:id="12" w:name="_Toc26111"/>
+      <w:bookmarkStart w:id="12" w:name="_Toc26781"/>
       <w:r>
         <w:rPr>
           <w:rFonts w:hint="eastAsia"/>
@@ -15386,7 +15471,7 @@
           <w:lang w:eastAsia="zh-CN"/>
         </w:rPr>
       </w:pPr>
-      <w:bookmarkStart w:id="13" w:name="_Toc7193"/>
+      <w:bookmarkStart w:id="13" w:name="_Toc2419"/>
       <w:r>
         <w:rPr>
           <w:rFonts w:hint="eastAsia"/>
@@ -15433,6 +15518,7 @@
           <w:lang w:val="en-US" w:eastAsia="zh-CN"/>
         </w:rPr>
       </w:pPr>
+      <w:bookmarkStart w:id="15" w:name="_Toc16642"/>
       <w:r>
         <w:rPr>
           <w:rFonts w:hint="eastAsia"/>
@@ -15440,6 +15526,7 @@
         </w:rPr>
         <w:t>人员费用使用情况</w:t>
       </w:r>
+      <w:bookmarkEnd w:id="15"/>
     </w:p>
     <w:p>
       <w:pPr>
@@ -15512,8 +15599,6 @@
         </w:rPr>
         <w:t>综上，年度人员管理费用预算执行率为100%，各项支出符合计划要求，有效支撑了人员管理工作的顺利开展。</w:t>
       </w:r>
-      <w:bookmarkStart w:id="15" w:name="_GoBack"/>
-      <w:bookmarkEnd w:id="15"/>
     </w:p>
     <w:sectPr>
       <w:headerReference r:id="rId5" w:type="default"/>
